--- a/Books/AA/The Unorthodox Polymorph/Notes_The Unorthodox Polymorph.docx
+++ b/Books/AA/The Unorthodox Polymorph/Notes_The Unorthodox Polymorph.docx
@@ -59,6 +59,383 @@
       </w:r>
     </w:p>
     <w:p/>
+    <w:p>
+      <w:pPr>
+        <w:pStyle w:val="H3"/>
+      </w:pPr>
+      <w:r>
+        <w:t>Main Characters</w:t>
+      </w:r>
+    </w:p>
+    <w:tbl>
+      <w:tblPr>
+        <w:tblStyle w:val="TableGrid"/>
+        <w:tblW w:w="0" w:type="auto"/>
+        <w:tblLook w:val="04A0"/>
+      </w:tblPr>
+      <w:tblGrid>
+        <w:gridCol w:w="2802"/>
+        <w:gridCol w:w="5022"/>
+        <w:gridCol w:w="3912"/>
+      </w:tblGrid>
+      <w:tr>
+        <w:tc>
+          <w:tcPr>
+            <w:tcW w:w="2802" w:type="dxa"/>
+          </w:tcPr>
+          <w:p>
+            <w:r>
+              <w:t>Zanthal</w:t>
+            </w:r>
+          </w:p>
+        </w:tc>
+        <w:tc>
+          <w:tcPr>
+            <w:tcW w:w="5022" w:type="dxa"/>
+          </w:tcPr>
+          <w:p>
+            <w:r>
+              <w:t>Nordic</w:t>
+            </w:r>
+          </w:p>
+          <w:p/>
+        </w:tc>
+        <w:tc>
+          <w:tcPr>
+            <w:tcW w:w="3912" w:type="dxa"/>
+          </w:tcPr>
+          <w:p/>
+        </w:tc>
+      </w:tr>
+      <w:tr>
+        <w:tc>
+          <w:tcPr>
+            <w:tcW w:w="2802" w:type="dxa"/>
+          </w:tcPr>
+          <w:p>
+            <w:r>
+              <w:t xml:space="preserve">Aeloria </w:t>
+            </w:r>
+          </w:p>
+        </w:tc>
+        <w:tc>
+          <w:tcPr>
+            <w:tcW w:w="5022" w:type="dxa"/>
+          </w:tcPr>
+          <w:p>
+            <w:r>
+              <w:t>Elf,</w:t>
+            </w:r>
+          </w:p>
+          <w:p>
+            <w:r>
+              <w:t xml:space="preserve">Daughter of Duke </w:t>
+            </w:r>
+            <w:proofErr w:type="spellStart"/>
+            <w:r>
+              <w:t>Barran</w:t>
+            </w:r>
+            <w:proofErr w:type="spellEnd"/>
+            <w:r>
+              <w:t xml:space="preserve"> of the </w:t>
+            </w:r>
+            <w:proofErr w:type="spellStart"/>
+            <w:r>
+              <w:t>Taria</w:t>
+            </w:r>
+            <w:proofErr w:type="spellEnd"/>
+            <w:r>
+              <w:t xml:space="preserve"> Dukedom</w:t>
+            </w:r>
+          </w:p>
+        </w:tc>
+        <w:tc>
+          <w:tcPr>
+            <w:tcW w:w="3912" w:type="dxa"/>
+          </w:tcPr>
+          <w:p/>
+        </w:tc>
+      </w:tr>
+      <w:tr>
+        <w:tc>
+          <w:tcPr>
+            <w:tcW w:w="2802" w:type="dxa"/>
+          </w:tcPr>
+          <w:p/>
+        </w:tc>
+        <w:tc>
+          <w:tcPr>
+            <w:tcW w:w="5022" w:type="dxa"/>
+          </w:tcPr>
+          <w:p/>
+        </w:tc>
+        <w:tc>
+          <w:tcPr>
+            <w:tcW w:w="3912" w:type="dxa"/>
+          </w:tcPr>
+          <w:p/>
+        </w:tc>
+      </w:tr>
+      <w:tr>
+        <w:tc>
+          <w:tcPr>
+            <w:tcW w:w="2802" w:type="dxa"/>
+          </w:tcPr>
+          <w:p/>
+        </w:tc>
+        <w:tc>
+          <w:tcPr>
+            <w:tcW w:w="5022" w:type="dxa"/>
+          </w:tcPr>
+          <w:p/>
+        </w:tc>
+        <w:tc>
+          <w:tcPr>
+            <w:tcW w:w="3912" w:type="dxa"/>
+          </w:tcPr>
+          <w:p/>
+        </w:tc>
+      </w:tr>
+    </w:tbl>
+    <w:p>
+      <w:pPr>
+        <w:pStyle w:val="H3"/>
+      </w:pPr>
+      <w:r>
+        <w:t>School Mates</w:t>
+      </w:r>
+    </w:p>
+    <w:tbl>
+      <w:tblPr>
+        <w:tblStyle w:val="TableGrid"/>
+        <w:tblW w:w="0" w:type="auto"/>
+        <w:tblLook w:val="04A0"/>
+      </w:tblPr>
+      <w:tblGrid>
+        <w:gridCol w:w="2802"/>
+        <w:gridCol w:w="5022"/>
+        <w:gridCol w:w="3912"/>
+      </w:tblGrid>
+      <w:tr>
+        <w:tc>
+          <w:tcPr>
+            <w:tcW w:w="2802" w:type="dxa"/>
+          </w:tcPr>
+          <w:p>
+            <w:r>
+              <w:t>Gareth</w:t>
+            </w:r>
+          </w:p>
+        </w:tc>
+        <w:tc>
+          <w:tcPr>
+            <w:tcW w:w="5022" w:type="dxa"/>
+          </w:tcPr>
+          <w:p/>
+        </w:tc>
+        <w:tc>
+          <w:tcPr>
+            <w:tcW w:w="3912" w:type="dxa"/>
+          </w:tcPr>
+          <w:p/>
+        </w:tc>
+      </w:tr>
+      <w:tr>
+        <w:tc>
+          <w:tcPr>
+            <w:tcW w:w="2802" w:type="dxa"/>
+          </w:tcPr>
+          <w:p>
+            <w:r>
+              <w:t>Brady</w:t>
+            </w:r>
+          </w:p>
+        </w:tc>
+        <w:tc>
+          <w:tcPr>
+            <w:tcW w:w="5022" w:type="dxa"/>
+          </w:tcPr>
+          <w:p/>
+        </w:tc>
+        <w:tc>
+          <w:tcPr>
+            <w:tcW w:w="3912" w:type="dxa"/>
+          </w:tcPr>
+          <w:p/>
+        </w:tc>
+      </w:tr>
+    </w:tbl>
+    <w:p>
+      <w:pPr>
+        <w:pStyle w:val="H3"/>
+      </w:pPr>
+      <w:r>
+        <w:t>School Faculty</w:t>
+      </w:r>
+    </w:p>
+    <w:tbl>
+      <w:tblPr>
+        <w:tblStyle w:val="TableGrid"/>
+        <w:tblW w:w="0" w:type="auto"/>
+        <w:tblLook w:val="04A0"/>
+      </w:tblPr>
+      <w:tblGrid>
+        <w:gridCol w:w="2802"/>
+        <w:gridCol w:w="5022"/>
+        <w:gridCol w:w="3912"/>
+      </w:tblGrid>
+      <w:tr>
+        <w:tc>
+          <w:tcPr>
+            <w:tcW w:w="2802" w:type="dxa"/>
+          </w:tcPr>
+          <w:p>
+            <w:r>
+              <w:t xml:space="preserve">Mr. Dalton </w:t>
+            </w:r>
+          </w:p>
+        </w:tc>
+        <w:tc>
+          <w:tcPr>
+            <w:tcW w:w="5022" w:type="dxa"/>
+          </w:tcPr>
+          <w:p>
+            <w:r>
+              <w:t>Teacher</w:t>
+            </w:r>
+          </w:p>
+        </w:tc>
+        <w:tc>
+          <w:tcPr>
+            <w:tcW w:w="3912" w:type="dxa"/>
+          </w:tcPr>
+          <w:p/>
+        </w:tc>
+      </w:tr>
+      <w:tr>
+        <w:tc>
+          <w:tcPr>
+            <w:tcW w:w="2802" w:type="dxa"/>
+          </w:tcPr>
+          <w:p>
+            <w:r>
+              <w:t>Ralph Henning</w:t>
+            </w:r>
+          </w:p>
+        </w:tc>
+        <w:tc>
+          <w:tcPr>
+            <w:tcW w:w="5022" w:type="dxa"/>
+          </w:tcPr>
+          <w:p>
+            <w:r>
+              <w:t>Teacher</w:t>
+            </w:r>
+          </w:p>
+        </w:tc>
+        <w:tc>
+          <w:tcPr>
+            <w:tcW w:w="3912" w:type="dxa"/>
+          </w:tcPr>
+          <w:p/>
+        </w:tc>
+      </w:tr>
+      <w:tr>
+        <w:tc>
+          <w:tcPr>
+            <w:tcW w:w="2802" w:type="dxa"/>
+          </w:tcPr>
+          <w:p>
+            <w:r>
+              <w:t>Dr. Willows</w:t>
+            </w:r>
+          </w:p>
+        </w:tc>
+        <w:tc>
+          <w:tcPr>
+            <w:tcW w:w="5022" w:type="dxa"/>
+          </w:tcPr>
+          <w:p/>
+        </w:tc>
+        <w:tc>
+          <w:tcPr>
+            <w:tcW w:w="3912" w:type="dxa"/>
+          </w:tcPr>
+          <w:p/>
+        </w:tc>
+      </w:tr>
+      <w:tr>
+        <w:tc>
+          <w:tcPr>
+            <w:tcW w:w="2802" w:type="dxa"/>
+          </w:tcPr>
+          <w:p>
+            <w:r>
+              <w:t>Ms. Grendy</w:t>
+            </w:r>
+          </w:p>
+        </w:tc>
+        <w:tc>
+          <w:tcPr>
+            <w:tcW w:w="5022" w:type="dxa"/>
+          </w:tcPr>
+          <w:p/>
+        </w:tc>
+        <w:tc>
+          <w:tcPr>
+            <w:tcW w:w="3912" w:type="dxa"/>
+          </w:tcPr>
+          <w:p/>
+        </w:tc>
+      </w:tr>
+      <w:tr>
+        <w:tc>
+          <w:tcPr>
+            <w:tcW w:w="2802" w:type="dxa"/>
+          </w:tcPr>
+          <w:p>
+            <w:r>
+              <w:t xml:space="preserve">Principle Rachael Sara </w:t>
+            </w:r>
+          </w:p>
+        </w:tc>
+        <w:tc>
+          <w:tcPr>
+            <w:tcW w:w="5022" w:type="dxa"/>
+          </w:tcPr>
+          <w:p/>
+        </w:tc>
+        <w:tc>
+          <w:tcPr>
+            <w:tcW w:w="3912" w:type="dxa"/>
+          </w:tcPr>
+          <w:p/>
+        </w:tc>
+      </w:tr>
+    </w:tbl>
+    <w:p/>
+    <w:p>
+      <w:pPr>
+        <w:pStyle w:val="H3"/>
+      </w:pPr>
+      <w:r>
+        <w:lastRenderedPageBreak/>
+        <w:t>Fair Polymorph</w:t>
+      </w:r>
+    </w:p>
+    <w:p/>
+    <w:p/>
+    <w:p/>
+    <w:p/>
+    <w:p/>
+    <w:p/>
+    <w:p/>
+    <w:p/>
+    <w:p/>
+    <w:p/>
+    <w:p/>
+    <w:p/>
+    <w:p/>
     <w:p/>
     <w:p/>
     <w:sectPr>
@@ -230,7 +607,7 @@
         <v:path o:extrusionok="f" gradientshapeok="t" o:connecttype="rect"/>
         <o:lock v:ext="edit" aspectratio="t"/>
       </v:shapetype>
-      <v:shape id="_x0000_i1028" type="#_x0000_t75" style="width:138.25pt;height:53.25pt;visibility:visible;mso-wrap-style:square" o:bullet="t">
+      <v:shape id="_x0000_i1042" type="#_x0000_t75" style="width:138.4pt;height:53.25pt;visibility:visible;mso-wrap-style:square" o:bullet="t">
         <v:imagedata r:id="rId1" o:title="MC900065312[1]"/>
       </v:shape>
     </w:pict>
@@ -1564,7 +1941,7 @@
 </file>
 
 <file path=customXml/itemProps1.xml><?xml version="1.0" encoding="utf-8"?>
-<ds:datastoreItem xmlns:ds="http://schemas.openxmlformats.org/officeDocument/2006/customXml" ds:itemID="{EA4CFE2C-19A8-4F6A-B279-3AD2C68EDE1D}">
+<ds:datastoreItem xmlns:ds="http://schemas.openxmlformats.org/officeDocument/2006/customXml" ds:itemID="{86D98696-FB15-4F5F-A6EF-E9DF41D5424C}">
   <ds:schemaRefs>
     <ds:schemaRef ds:uri="http://schemas.openxmlformats.org/officeDocument/2006/bibliography"/>
   </ds:schemaRefs>

--- a/Books/AA/The Unorthodox Polymorph/Notes_The Unorthodox Polymorph.docx
+++ b/Books/AA/The Unorthodox Polymorph/Notes_The Unorthodox Polymorph.docx
@@ -2,6 +2,14 @@
 <file path=word/document.xml><?xml version="1.0" encoding="utf-8"?>
 <w:document xmlns:ve="http://schemas.openxmlformats.org/markup-compatibility/2006" xmlns:o="urn:schemas-microsoft-com:office:office" xmlns:r="http://schemas.openxmlformats.org/officeDocument/2006/relationships" xmlns:m="http://schemas.openxmlformats.org/officeDocument/2006/math" xmlns:v="urn:schemas-microsoft-com:vml" xmlns:wp="http://schemas.openxmlformats.org/drawingml/2006/wordprocessingDrawing" xmlns:w10="urn:schemas-microsoft-com:office:word" xmlns:w="http://schemas.openxmlformats.org/wordprocessingml/2006/main" xmlns:wne="http://schemas.microsoft.com/office/word/2006/wordml">
   <w:body>
+    <w:p/>
+    <w:p>
+      <w:r>
+        <w:t>“When school started last month I heard about a rural boy who was transferred here,” Aeloria said. “He came on a Merlin scholarship, which was impressive, especially for a Nordic who focuses on strength.</w:t>
+      </w:r>
+    </w:p>
+    <w:p/>
+    <w:p/>
     <w:p/>
     <w:p>
       <w:pPr>
@@ -58,7 +66,11 @@
         </w:drawing>
       </w:r>
     </w:p>
-    <w:p/>
+    <w:p>
+      <w:r>
+        <w:t>Country: Graden</w:t>
+      </w:r>
+    </w:p>
     <w:p>
       <w:pPr>
         <w:pStyle w:val="H3"/>
@@ -87,6 +99,9 @@
             <w:r>
               <w:t>Zanthal</w:t>
             </w:r>
+            <w:r>
+              <w:t xml:space="preserve"> Brady</w:t>
+            </w:r>
           </w:p>
         </w:tc>
         <w:tc>
@@ -98,12 +113,26 @@
               <w:t>Nordic</w:t>
             </w:r>
           </w:p>
-          <w:p/>
+          <w:p>
+            <w:r>
+              <w:t>Mother:  Cybil</w:t>
+            </w:r>
+          </w:p>
+          <w:p>
+            <w:r>
+              <w:t>Father: Zolin</w:t>
+            </w:r>
+          </w:p>
         </w:tc>
         <w:tc>
           <w:tcPr>
             <w:tcW w:w="3912" w:type="dxa"/>
           </w:tcPr>
+          <w:p>
+            <w:r>
+              <w:t>Fair Polymorph</w:t>
+            </w:r>
+          </w:p>
           <w:p/>
         </w:tc>
       </w:tr>
@@ -116,6 +145,9 @@
             <w:r>
               <w:t xml:space="preserve">Aeloria </w:t>
             </w:r>
+            <w:r>
+              <w:t>von Barran</w:t>
+            </w:r>
           </w:p>
         </w:tc>
         <w:tc>
@@ -129,22 +161,14 @@
           </w:p>
           <w:p>
             <w:r>
-              <w:t xml:space="preserve">Daughter of Duke </w:t>
+              <w:t xml:space="preserve">Daughter of Duke Barran of the </w:t>
             </w:r>
             <w:proofErr w:type="spellStart"/>
             <w:r>
-              <w:t>Barran</w:t>
+              <w:t>Taria</w:t>
             </w:r>
             <w:proofErr w:type="spellEnd"/>
             <w:r>
-              <w:t xml:space="preserve"> of the </w:t>
-            </w:r>
-            <w:proofErr w:type="spellStart"/>
-            <w:r>
-              <w:t>Taria</w:t>
-            </w:r>
-            <w:proofErr w:type="spellEnd"/>
-            <w:r>
               <w:t xml:space="preserve"> Dukedom</w:t>
             </w:r>
           </w:p>
@@ -153,7 +177,11 @@
           <w:tcPr>
             <w:tcW w:w="3912" w:type="dxa"/>
           </w:tcPr>
-          <w:p/>
+          <w:p>
+            <w:r>
+              <w:t>Druidic Ranger</w:t>
+            </w:r>
+          </w:p>
         </w:tc>
       </w:tr>
       <w:tr>
@@ -202,6 +230,7 @@
         <w:pStyle w:val="H3"/>
       </w:pPr>
       <w:r>
+        <w:lastRenderedPageBreak/>
         <w:t>School Mates</w:t>
       </w:r>
     </w:p>
@@ -225,6 +254,12 @@
             <w:r>
               <w:t>Gareth</w:t>
             </w:r>
+            <w:r>
+              <w:t xml:space="preserve"> Holden</w:t>
+            </w:r>
+            <w:r>
+              <w:t>, Nordic</w:t>
+            </w:r>
           </w:p>
         </w:tc>
         <w:tc>
@@ -269,6 +304,9 @@
       <w:pPr>
         <w:pStyle w:val="H3"/>
       </w:pPr>
+      <w:r>
+        <w:t xml:space="preserve">King Arthur </w:t>
+      </w:r>
       <w:r>
         <w:t>School Faculty</w:t>
       </w:r>
@@ -371,6 +409,74 @@
           </w:tcPr>
           <w:p>
             <w:r>
+              <w:t>Dr. Susan</w:t>
+            </w:r>
+          </w:p>
+        </w:tc>
+        <w:tc>
+          <w:tcPr>
+            <w:tcW w:w="5022" w:type="dxa"/>
+          </w:tcPr>
+          <w:p/>
+        </w:tc>
+        <w:tc>
+          <w:tcPr>
+            <w:tcW w:w="3912" w:type="dxa"/>
+          </w:tcPr>
+          <w:p/>
+        </w:tc>
+      </w:tr>
+      <w:tr>
+        <w:tc>
+          <w:tcPr>
+            <w:tcW w:w="2802" w:type="dxa"/>
+          </w:tcPr>
+          <w:p>
+            <w:r>
+              <w:t>Dr. Brenda</w:t>
+            </w:r>
+          </w:p>
+        </w:tc>
+        <w:tc>
+          <w:tcPr>
+            <w:tcW w:w="5022" w:type="dxa"/>
+          </w:tcPr>
+          <w:p/>
+        </w:tc>
+        <w:tc>
+          <w:tcPr>
+            <w:tcW w:w="3912" w:type="dxa"/>
+          </w:tcPr>
+          <w:p/>
+        </w:tc>
+      </w:tr>
+      <w:tr>
+        <w:tc>
+          <w:tcPr>
+            <w:tcW w:w="2802" w:type="dxa"/>
+          </w:tcPr>
+          <w:p/>
+        </w:tc>
+        <w:tc>
+          <w:tcPr>
+            <w:tcW w:w="5022" w:type="dxa"/>
+          </w:tcPr>
+          <w:p/>
+        </w:tc>
+        <w:tc>
+          <w:tcPr>
+            <w:tcW w:w="3912" w:type="dxa"/>
+          </w:tcPr>
+          <w:p/>
+        </w:tc>
+      </w:tr>
+      <w:tr>
+        <w:tc>
+          <w:tcPr>
+            <w:tcW w:w="2802" w:type="dxa"/>
+          </w:tcPr>
+          <w:p>
+            <w:r>
               <w:t>Ms. Grendy</w:t>
             </w:r>
           </w:p>
@@ -419,11 +525,225 @@
         <w:pStyle w:val="H3"/>
       </w:pPr>
       <w:r>
+        <w:t>Capital locations</w:t>
+      </w:r>
+    </w:p>
+    <w:tbl>
+      <w:tblPr>
+        <w:tblStyle w:val="TableGrid"/>
+        <w:tblW w:w="0" w:type="auto"/>
+        <w:tblLook w:val="04A0"/>
+      </w:tblPr>
+      <w:tblGrid>
+        <w:gridCol w:w="2802"/>
+        <w:gridCol w:w="5022"/>
+        <w:gridCol w:w="3912"/>
+      </w:tblGrid>
+      <w:tr>
+        <w:tc>
+          <w:tcPr>
+            <w:tcW w:w="2802" w:type="dxa"/>
+          </w:tcPr>
+          <w:p>
+            <w:r>
+              <w:t>Stampede Steakhouse</w:t>
+            </w:r>
+          </w:p>
+        </w:tc>
+        <w:tc>
+          <w:tcPr>
+            <w:tcW w:w="5022" w:type="dxa"/>
+          </w:tcPr>
+          <w:p/>
+        </w:tc>
+        <w:tc>
+          <w:tcPr>
+            <w:tcW w:w="3912" w:type="dxa"/>
+          </w:tcPr>
+          <w:p/>
+        </w:tc>
+      </w:tr>
+    </w:tbl>
+    <w:p/>
+    <w:p/>
+    <w:p>
+      <w:pPr>
+        <w:pStyle w:val="H3"/>
+      </w:pPr>
+      <w:r>
+        <w:t>Fair Polymorph</w:t>
+      </w:r>
+    </w:p>
+    <w:p>
+      <w:r>
+        <w:t>Shape-shifting was in theory an incredibly powerful class. Users could leverage the power of the greatest monsters, along with their unique racial abilities.</w:t>
+      </w:r>
+    </w:p>
+    <w:p>
+      <w:r>
         <w:lastRenderedPageBreak/>
-        <w:t>Fair Polymorph</w:t>
-      </w:r>
-    </w:p>
-    <w:p/>
+        <w:t>In practice, the ability was almost useless. First, it took from weeks to months to fully synchronize with a new creature. The more alien the species, the longer the process took.</w:t>
+      </w:r>
+    </w:p>
+    <w:p>
+      <w:r>
+        <w:t>It all went down to identity and the forging of new identities. Only when a new identity is forged could synchronization complete.</w:t>
+      </w:r>
+    </w:p>
+    <w:p>
+      <w:r>
+        <w:t>Worst, while synchronization took place, you were locked into the form.</w:t>
+      </w:r>
+    </w:p>
+    <w:p>
+      <w:r>
+        <w:t>Then there was the learning process. Like all things, you needed to grow into the power. As a result, everyone considered the class to be weak.</w:t>
+      </w:r>
+    </w:p>
+    <w:p>
+      <w:pPr>
+        <w:pStyle w:val="H3"/>
+      </w:pPr>
+      <w:r>
+        <w:t>World history</w:t>
+      </w:r>
+    </w:p>
+    <w:p>
+      <w:r>
+        <w:t>It was entirely the stupid oligarch’s fault.</w:t>
+      </w:r>
+    </w:p>
+    <w:p>
+      <w:r>
+        <w:t>It happened over 90 years previously. Government scientists were experimenting on advanced quantum computers when their signals somehow caused a global quantum effect.</w:t>
+      </w:r>
+    </w:p>
+    <w:p>
+      <w:r>
+        <w:t>At first no one noticed, and the incredibly profitable technology spread globally.</w:t>
+      </w:r>
+    </w:p>
+    <w:p>
+      <w:r>
+        <w:t xml:space="preserve">Then </w:t>
+      </w:r>
+      <w:proofErr w:type="gramStart"/>
+      <w:r>
+        <w:t>came</w:t>
+      </w:r>
+      <w:proofErr w:type="gramEnd"/>
+      <w:r>
+        <w:t xml:space="preserve"> reports of monsters appearing. No one took the reports seriously.</w:t>
+      </w:r>
+    </w:p>
+    <w:p>
+      <w:r>
+        <w:t>More monsters appeared and still no one believed.</w:t>
+      </w:r>
+    </w:p>
+    <w:p>
+      <w:r>
+        <w:t>Only when a city was destroyed did governments admit that the new quantum computers were causing problems.</w:t>
+      </w:r>
+    </w:p>
+    <w:p>
+      <w:r>
+        <w:lastRenderedPageBreak/>
+        <w:t>And yet no one did anything.</w:t>
+      </w:r>
+    </w:p>
+    <w:p>
+      <w:r>
+        <w:t>Then the changes came. Mothers began giving birth to children that weren’t quite – human.</w:t>
+      </w:r>
+    </w:p>
+    <w:p>
+      <w:r>
+        <w:t>Countless children were killed and the global population plummeted.</w:t>
+      </w:r>
+    </w:p>
+    <w:p>
+      <w:r>
+        <w:t>However, plenty of non-humans were born. They grew knowing discrimination. Lawyers fought for them, claiming they were human, since they had human parents.</w:t>
+      </w:r>
+    </w:p>
+    <w:p>
+      <w:r>
+        <w:t>They got the vote. After decades their voice began to be heard, especially since pure human births had dropped to less than 1%.</w:t>
+      </w:r>
+    </w:p>
+    <w:p>
+      <w:r>
+        <w:t>Public outcry grew, eventually forcing the governments to shut down the machines.</w:t>
+      </w:r>
+    </w:p>
+    <w:p>
+      <w:r>
+        <w:t>It was too late.</w:t>
+      </w:r>
+    </w:p>
+    <w:p>
+      <w:r>
+        <w:t>Shutting down the machines did nothing. However, it did prevent the situation from becoming worse.</w:t>
+      </w:r>
+    </w:p>
+    <w:p>
+      <w:r>
+        <w:t>Laws were passed protecting the non-human children. This involved preventing parents from seeing ultrasounds, tracking pregnancies, stiff fines and jail sentences, and regulated births.</w:t>
+      </w:r>
+    </w:p>
+    <w:p>
+      <w:r>
+        <w:t>As a result of this, the world started filling with all sort of fantasy races, including elves, dwarves, m</w:t>
+      </w:r>
+      <w:r>
+        <w:t>erfolk</w:t>
+      </w:r>
+      <w:r>
+        <w:t>, goblins, beast kin, and other human variants.</w:t>
+      </w:r>
+    </w:p>
+    <w:p>
+      <w:r>
+        <w:t>The odd thing was the non-humans began breeding true, increasing the non-human population.</w:t>
+      </w:r>
+    </w:p>
+    <w:p>
+      <w:r>
+        <w:lastRenderedPageBreak/>
+        <w:t>Scientists scrambled to find an answer. Eventually they postulated that reality was like an endless ocean where the universe floated. The quantum interference had somehow shoved the entire planet below the surface, exposing the planet to the unnatural forces below.</w:t>
+      </w:r>
+    </w:p>
+    <w:p>
+      <w:r>
+        <w:t>The biggest danger was the invasion of otherworldly creatures, hungry creatures.</w:t>
+      </w:r>
+    </w:p>
+    <w:p>
+      <w:r>
+        <w:t>The good news was that people began gaining powers, allowing them to fight the monsters.</w:t>
+      </w:r>
+    </w:p>
+    <w:p>
+      <w:r>
+        <w:t>The bad news was that the powers were erratic and hard to control. Also, there was no guarantee you would ever awaken abilities.</w:t>
+      </w:r>
+    </w:p>
+    <w:p>
+      <w:r>
+        <w:t>Thankfully an alien race came and brought awakening capsule technology to the world.</w:t>
+      </w:r>
+    </w:p>
+    <w:p>
+      <w:r>
+        <w:t>Powered by crystals mined deep in the abyss, these devices let people dependently gain classes.</w:t>
+      </w:r>
+    </w:p>
+    <w:p>
+      <w:r>
+        <w:t>Another perk was that each person gained an interface to let them view their stats. That took the concept of biofeedback to the next level. And yes, that interface connected directly to a person’s unconscious mind.</w:t>
+      </w:r>
+    </w:p>
     <w:p/>
     <w:p/>
     <w:p/>
@@ -607,7 +927,7 @@
         <v:path o:extrusionok="f" gradientshapeok="t" o:connecttype="rect"/>
         <o:lock v:ext="edit" aspectratio="t"/>
       </v:shapetype>
-      <v:shape id="_x0000_i1042" type="#_x0000_t75" style="width:138.4pt;height:53.25pt;visibility:visible;mso-wrap-style:square" o:bullet="t">
+      <v:shape id="_x0000_i1050" type="#_x0000_t75" style="width:3in;height:3in;visibility:visible;mso-wrap-style:square" o:bullet="t">
         <v:imagedata r:id="rId1" o:title="MC900065312[1]"/>
       </v:shape>
     </w:pict>
@@ -1941,7 +2261,7 @@
 </file>
 
 <file path=customXml/itemProps1.xml><?xml version="1.0" encoding="utf-8"?>
-<ds:datastoreItem xmlns:ds="http://schemas.openxmlformats.org/officeDocument/2006/customXml" ds:itemID="{86D98696-FB15-4F5F-A6EF-E9DF41D5424C}">
+<ds:datastoreItem xmlns:ds="http://schemas.openxmlformats.org/officeDocument/2006/customXml" ds:itemID="{720ADF2C-A839-403D-8608-6FAB7C1DB1DB}">
   <ds:schemaRefs>
     <ds:schemaRef ds:uri="http://schemas.openxmlformats.org/officeDocument/2006/bibliography"/>
   </ds:schemaRefs>

--- a/Books/AA/The Unorthodox Polymorph/Notes_The Unorthodox Polymorph.docx
+++ b/Books/AA/The Unorthodox Polymorph/Notes_The Unorthodox Polymorph.docx
@@ -2,15 +2,16 @@
 <file path=word/document.xml><?xml version="1.0" encoding="utf-8"?>
 <w:document xmlns:ve="http://schemas.openxmlformats.org/markup-compatibility/2006" xmlns:o="urn:schemas-microsoft-com:office:office" xmlns:r="http://schemas.openxmlformats.org/officeDocument/2006/relationships" xmlns:m="http://schemas.openxmlformats.org/officeDocument/2006/math" xmlns:v="urn:schemas-microsoft-com:vml" xmlns:wp="http://schemas.openxmlformats.org/drawingml/2006/wordprocessingDrawing" xmlns:w10="urn:schemas-microsoft-com:office:word" xmlns:w="http://schemas.openxmlformats.org/wordprocessingml/2006/main" xmlns:wne="http://schemas.microsoft.com/office/word/2006/wordml">
   <w:body>
-    <w:p/>
     <w:p>
       <w:r>
         <w:t>“When school started last month I heard about a rural boy who was transferred here,” Aeloria said. “He came on a Merlin scholarship, which was impressive, especially for a Nordic who focuses on strength.</w:t>
       </w:r>
     </w:p>
-    <w:p/>
-    <w:p/>
-    <w:p/>
+    <w:p>
+      <w:r>
+        <w:t xml:space="preserve">Arcane </w:t>
+      </w:r>
+    </w:p>
     <w:p>
       <w:pPr>
         <w:jc w:val="center"/>
@@ -76,7 +77,7 @@
         <w:pStyle w:val="H3"/>
       </w:pPr>
       <w:r>
-        <w:t>Main Characters</w:t>
+        <w:t>Dorms</w:t>
       </w:r>
     </w:p>
     <w:tbl>
@@ -97,10 +98,7 @@
           </w:tcPr>
           <w:p>
             <w:r>
-              <w:t>Zanthal</w:t>
-            </w:r>
-            <w:r>
-              <w:t xml:space="preserve"> Brady</w:t>
+              <w:t>Gertrude, Dorm mother</w:t>
             </w:r>
           </w:p>
         </w:tc>
@@ -108,31 +106,12 @@
           <w:tcPr>
             <w:tcW w:w="5022" w:type="dxa"/>
           </w:tcPr>
-          <w:p>
-            <w:r>
-              <w:t>Nordic</w:t>
-            </w:r>
-          </w:p>
-          <w:p>
-            <w:r>
-              <w:t>Mother:  Cybil</w:t>
-            </w:r>
-          </w:p>
-          <w:p>
-            <w:r>
-              <w:t>Father: Zolin</w:t>
-            </w:r>
-          </w:p>
+          <w:p/>
         </w:tc>
         <w:tc>
           <w:tcPr>
             <w:tcW w:w="3912" w:type="dxa"/>
           </w:tcPr>
-          <w:p>
-            <w:r>
-              <w:t>Fair Polymorph</w:t>
-            </w:r>
-          </w:p>
           <w:p/>
         </w:tc>
       </w:tr>
@@ -142,46 +121,24 @@
             <w:tcW w:w="2802" w:type="dxa"/>
           </w:tcPr>
           <w:p>
-            <w:r>
-              <w:t xml:space="preserve">Aeloria </w:t>
-            </w:r>
-            <w:r>
-              <w:t>von Barran</w:t>
-            </w:r>
+            <w:proofErr w:type="spellStart"/>
+            <w:r>
+              <w:t>Hurig</w:t>
+            </w:r>
+            <w:proofErr w:type="spellEnd"/>
           </w:p>
         </w:tc>
         <w:tc>
           <w:tcPr>
             <w:tcW w:w="5022" w:type="dxa"/>
           </w:tcPr>
-          <w:p>
-            <w:r>
-              <w:t>Elf,</w:t>
-            </w:r>
-          </w:p>
-          <w:p>
-            <w:r>
-              <w:t xml:space="preserve">Daughter of Duke Barran of the </w:t>
-            </w:r>
-            <w:proofErr w:type="spellStart"/>
-            <w:r>
-              <w:t>Taria</w:t>
-            </w:r>
-            <w:proofErr w:type="spellEnd"/>
-            <w:r>
-              <w:t xml:space="preserve"> Dukedom</w:t>
-            </w:r>
-          </w:p>
+          <w:p/>
         </w:tc>
         <w:tc>
           <w:tcPr>
             <w:tcW w:w="3912" w:type="dxa"/>
           </w:tcPr>
-          <w:p>
-            <w:r>
-              <w:t>Druidic Ranger</w:t>
-            </w:r>
-          </w:p>
+          <w:p/>
         </w:tc>
       </w:tr>
       <w:tr>
@@ -189,7 +146,11 @@
           <w:tcPr>
             <w:tcW w:w="2802" w:type="dxa"/>
           </w:tcPr>
-          <w:p/>
+          <w:p>
+            <w:r>
+              <w:t>Barbara</w:t>
+            </w:r>
+          </w:p>
         </w:tc>
         <w:tc>
           <w:tcPr>
@@ -209,7 +170,87 @@
           <w:tcPr>
             <w:tcW w:w="2802" w:type="dxa"/>
           </w:tcPr>
-          <w:p/>
+          <w:p>
+            <w:r>
+              <w:t>Leslie</w:t>
+            </w:r>
+          </w:p>
+        </w:tc>
+        <w:tc>
+          <w:tcPr>
+            <w:tcW w:w="5022" w:type="dxa"/>
+          </w:tcPr>
+          <w:p/>
+        </w:tc>
+        <w:tc>
+          <w:tcPr>
+            <w:tcW w:w="3912" w:type="dxa"/>
+          </w:tcPr>
+          <w:p/>
+        </w:tc>
+      </w:tr>
+      <w:tr>
+        <w:tc>
+          <w:tcPr>
+            <w:tcW w:w="2802" w:type="dxa"/>
+          </w:tcPr>
+          <w:p>
+            <w:proofErr w:type="spellStart"/>
+            <w:r>
+              <w:t>Tront</w:t>
+            </w:r>
+            <w:proofErr w:type="spellEnd"/>
+          </w:p>
+        </w:tc>
+        <w:tc>
+          <w:tcPr>
+            <w:tcW w:w="5022" w:type="dxa"/>
+          </w:tcPr>
+          <w:p/>
+        </w:tc>
+        <w:tc>
+          <w:tcPr>
+            <w:tcW w:w="3912" w:type="dxa"/>
+          </w:tcPr>
+          <w:p/>
+        </w:tc>
+      </w:tr>
+      <w:tr>
+        <w:tc>
+          <w:tcPr>
+            <w:tcW w:w="2802" w:type="dxa"/>
+          </w:tcPr>
+          <w:p>
+            <w:r>
+              <w:t>Simile</w:t>
+            </w:r>
+          </w:p>
+        </w:tc>
+        <w:tc>
+          <w:tcPr>
+            <w:tcW w:w="5022" w:type="dxa"/>
+          </w:tcPr>
+          <w:p/>
+        </w:tc>
+        <w:tc>
+          <w:tcPr>
+            <w:tcW w:w="3912" w:type="dxa"/>
+          </w:tcPr>
+          <w:p/>
+        </w:tc>
+      </w:tr>
+      <w:tr>
+        <w:tc>
+          <w:tcPr>
+            <w:tcW w:w="2802" w:type="dxa"/>
+          </w:tcPr>
+          <w:p>
+            <w:proofErr w:type="spellStart"/>
+            <w:r>
+              <w:t>Trissie</w:t>
+            </w:r>
+            <w:proofErr w:type="spellEnd"/>
+          </w:p>
         </w:tc>
         <w:tc>
           <w:tcPr>
@@ -230,8 +271,7 @@
         <w:pStyle w:val="H3"/>
       </w:pPr>
       <w:r>
-        <w:lastRenderedPageBreak/>
-        <w:t>School Mates</w:t>
+        <w:t>Main Characters</w:t>
       </w:r>
     </w:p>
     <w:tbl>
@@ -252,13 +292,10 @@
           </w:tcPr>
           <w:p>
             <w:r>
-              <w:t>Gareth</w:t>
-            </w:r>
-            <w:r>
-              <w:t xml:space="preserve"> Holden</w:t>
-            </w:r>
-            <w:r>
-              <w:t>, Nordic</w:t>
+              <w:t>Zanthal</w:t>
+            </w:r>
+            <w:r>
+              <w:t xml:space="preserve"> Brady</w:t>
             </w:r>
           </w:p>
         </w:tc>
@@ -266,12 +303,31 @@
           <w:tcPr>
             <w:tcW w:w="5022" w:type="dxa"/>
           </w:tcPr>
-          <w:p/>
+          <w:p>
+            <w:r>
+              <w:t>Nordic</w:t>
+            </w:r>
+          </w:p>
+          <w:p>
+            <w:r>
+              <w:t>Mother:  Cybil</w:t>
+            </w:r>
+          </w:p>
+          <w:p>
+            <w:r>
+              <w:t>Father: Zolin</w:t>
+            </w:r>
+          </w:p>
         </w:tc>
         <w:tc>
           <w:tcPr>
             <w:tcW w:w="3912" w:type="dxa"/>
           </w:tcPr>
+          <w:p>
+            <w:r>
+              <w:t>Fair Polymorph</w:t>
+            </w:r>
+          </w:p>
           <w:p/>
         </w:tc>
       </w:tr>
@@ -282,9 +338,92 @@
           </w:tcPr>
           <w:p>
             <w:r>
-              <w:t>Brady</w:t>
-            </w:r>
-          </w:p>
+              <w:t xml:space="preserve">Aeloria </w:t>
+            </w:r>
+            <w:r>
+              <w:t>von Barran</w:t>
+            </w:r>
+          </w:p>
+        </w:tc>
+        <w:tc>
+          <w:tcPr>
+            <w:tcW w:w="5022" w:type="dxa"/>
+          </w:tcPr>
+          <w:p>
+            <w:r>
+              <w:t>Elf,</w:t>
+            </w:r>
+          </w:p>
+          <w:p>
+            <w:r>
+              <w:t xml:space="preserve">Daughter of Duke </w:t>
+            </w:r>
+            <w:proofErr w:type="spellStart"/>
+            <w:r>
+              <w:t>Tavaris</w:t>
+            </w:r>
+            <w:proofErr w:type="spellEnd"/>
+            <w:r>
+              <w:t xml:space="preserve"> </w:t>
+            </w:r>
+            <w:proofErr w:type="spellStart"/>
+            <w:r>
+              <w:t>Barran</w:t>
+            </w:r>
+            <w:proofErr w:type="spellEnd"/>
+            <w:r>
+              <w:t xml:space="preserve"> of the </w:t>
+            </w:r>
+            <w:proofErr w:type="spellStart"/>
+            <w:r>
+              <w:t>Taria</w:t>
+            </w:r>
+            <w:proofErr w:type="spellEnd"/>
+            <w:r>
+              <w:t xml:space="preserve"> Dukedom</w:t>
+            </w:r>
+          </w:p>
+        </w:tc>
+        <w:tc>
+          <w:tcPr>
+            <w:tcW w:w="3912" w:type="dxa"/>
+          </w:tcPr>
+          <w:p>
+            <w:r>
+              <w:t>Druidic</w:t>
+            </w:r>
+            <w:r>
+              <w:t xml:space="preserve"> Ranger</w:t>
+            </w:r>
+          </w:p>
+        </w:tc>
+      </w:tr>
+      <w:tr>
+        <w:tc>
+          <w:tcPr>
+            <w:tcW w:w="2802" w:type="dxa"/>
+          </w:tcPr>
+          <w:p/>
+        </w:tc>
+        <w:tc>
+          <w:tcPr>
+            <w:tcW w:w="5022" w:type="dxa"/>
+          </w:tcPr>
+          <w:p/>
+        </w:tc>
+        <w:tc>
+          <w:tcPr>
+            <w:tcW w:w="3912" w:type="dxa"/>
+          </w:tcPr>
+          <w:p/>
+        </w:tc>
+      </w:tr>
+      <w:tr>
+        <w:tc>
+          <w:tcPr>
+            <w:tcW w:w="2802" w:type="dxa"/>
+          </w:tcPr>
+          <w:p/>
         </w:tc>
         <w:tc>
           <w:tcPr>
@@ -305,10 +444,7 @@
         <w:pStyle w:val="H3"/>
       </w:pPr>
       <w:r>
-        <w:t xml:space="preserve">King Arthur </w:t>
-      </w:r>
-      <w:r>
-        <w:t>School Faculty</w:t>
+        <w:t>School Mates</w:t>
       </w:r>
     </w:p>
     <w:tbl>
@@ -329,7 +465,10 @@
           </w:tcPr>
           <w:p>
             <w:r>
-              <w:t xml:space="preserve">Mr. Dalton </w:t>
+              <w:t>Gareth</w:t>
+            </w:r>
+            <w:r>
+              <w:t xml:space="preserve"> Holden</w:t>
             </w:r>
           </w:p>
         </w:tc>
@@ -339,9 +478,23 @@
           </w:tcPr>
           <w:p>
             <w:r>
-              <w:t>Teacher</w:t>
-            </w:r>
-          </w:p>
+              <w:t>Nordic</w:t>
+            </w:r>
+          </w:p>
+          <w:p>
+            <w:r>
+              <w:t xml:space="preserve">Son of Duke Philip of the </w:t>
+            </w:r>
+            <w:proofErr w:type="spellStart"/>
+            <w:r>
+              <w:t>Barrac</w:t>
+            </w:r>
+            <w:proofErr w:type="spellEnd"/>
+            <w:r>
+              <w:t xml:space="preserve"> Dukedom</w:t>
+            </w:r>
+          </w:p>
+          <w:p/>
         </w:tc>
         <w:tc>
           <w:tcPr>
@@ -357,7 +510,7 @@
           </w:tcPr>
           <w:p>
             <w:r>
-              <w:t>Ralph Henning</w:t>
+              <w:t>Brady</w:t>
             </w:r>
           </w:p>
         </w:tc>
@@ -367,7 +520,7 @@
           </w:tcPr>
           <w:p>
             <w:r>
-              <w:t>Teacher</w:t>
+              <w:t>Drow</w:t>
             </w:r>
           </w:p>
         </w:tc>
@@ -385,7 +538,7 @@
           </w:tcPr>
           <w:p>
             <w:r>
-              <w:t>Dr. Willows</w:t>
+              <w:t>Raymond</w:t>
             </w:r>
           </w:p>
         </w:tc>
@@ -394,122 +547,11 @@
             <w:tcW w:w="5022" w:type="dxa"/>
           </w:tcPr>
           <w:p/>
-        </w:tc>
-        <w:tc>
-          <w:tcPr>
-            <w:tcW w:w="3912" w:type="dxa"/>
-          </w:tcPr>
-          <w:p/>
-        </w:tc>
-      </w:tr>
-      <w:tr>
-        <w:tc>
-          <w:tcPr>
-            <w:tcW w:w="2802" w:type="dxa"/>
-          </w:tcPr>
-          <w:p>
-            <w:r>
-              <w:t>Dr. Susan</w:t>
-            </w:r>
-          </w:p>
-        </w:tc>
-        <w:tc>
-          <w:tcPr>
-            <w:tcW w:w="5022" w:type="dxa"/>
-          </w:tcPr>
-          <w:p/>
-        </w:tc>
-        <w:tc>
-          <w:tcPr>
-            <w:tcW w:w="3912" w:type="dxa"/>
-          </w:tcPr>
-          <w:p/>
-        </w:tc>
-      </w:tr>
-      <w:tr>
-        <w:tc>
-          <w:tcPr>
-            <w:tcW w:w="2802" w:type="dxa"/>
-          </w:tcPr>
-          <w:p>
-            <w:r>
-              <w:t>Dr. Brenda</w:t>
-            </w:r>
-          </w:p>
-        </w:tc>
-        <w:tc>
-          <w:tcPr>
-            <w:tcW w:w="5022" w:type="dxa"/>
-          </w:tcPr>
-          <w:p/>
-        </w:tc>
-        <w:tc>
-          <w:tcPr>
-            <w:tcW w:w="3912" w:type="dxa"/>
-          </w:tcPr>
-          <w:p/>
-        </w:tc>
-      </w:tr>
-      <w:tr>
-        <w:tc>
-          <w:tcPr>
-            <w:tcW w:w="2802" w:type="dxa"/>
-          </w:tcPr>
-          <w:p/>
-        </w:tc>
-        <w:tc>
-          <w:tcPr>
-            <w:tcW w:w="5022" w:type="dxa"/>
-          </w:tcPr>
-          <w:p/>
-        </w:tc>
-        <w:tc>
-          <w:tcPr>
-            <w:tcW w:w="3912" w:type="dxa"/>
-          </w:tcPr>
-          <w:p/>
-        </w:tc>
-      </w:tr>
-      <w:tr>
-        <w:tc>
-          <w:tcPr>
-            <w:tcW w:w="2802" w:type="dxa"/>
-          </w:tcPr>
-          <w:p>
-            <w:r>
-              <w:t>Ms. Grendy</w:t>
-            </w:r>
-          </w:p>
-        </w:tc>
-        <w:tc>
-          <w:tcPr>
-            <w:tcW w:w="5022" w:type="dxa"/>
-          </w:tcPr>
-          <w:p/>
-        </w:tc>
-        <w:tc>
-          <w:tcPr>
-            <w:tcW w:w="3912" w:type="dxa"/>
-          </w:tcPr>
-          <w:p/>
-        </w:tc>
-      </w:tr>
-      <w:tr>
-        <w:tc>
-          <w:tcPr>
-            <w:tcW w:w="2802" w:type="dxa"/>
-          </w:tcPr>
-          <w:p>
-            <w:r>
-              <w:t xml:space="preserve">Principle Rachael Sara </w:t>
-            </w:r>
-          </w:p>
-        </w:tc>
-        <w:tc>
-          <w:tcPr>
-            <w:tcW w:w="5022" w:type="dxa"/>
-          </w:tcPr>
-          <w:p/>
+          <w:p>
+            <w:r>
+              <w:t>Judge</w:t>
+            </w:r>
+          </w:p>
         </w:tc>
         <w:tc>
           <w:tcPr>
@@ -519,13 +561,12 @@
         </w:tc>
       </w:tr>
     </w:tbl>
-    <w:p/>
     <w:p>
       <w:pPr>
         <w:pStyle w:val="H3"/>
       </w:pPr>
       <w:r>
-        <w:t>Capital locations</w:t>
+        <w:t>Dorms</w:t>
       </w:r>
     </w:p>
     <w:tbl>
@@ -546,6 +587,275 @@
           </w:tcPr>
           <w:p>
             <w:r>
+              <w:t>Gertrude, Dorm mother</w:t>
+            </w:r>
+          </w:p>
+        </w:tc>
+        <w:tc>
+          <w:tcPr>
+            <w:tcW w:w="5022" w:type="dxa"/>
+          </w:tcPr>
+          <w:p/>
+        </w:tc>
+        <w:tc>
+          <w:tcPr>
+            <w:tcW w:w="3912" w:type="dxa"/>
+          </w:tcPr>
+          <w:p/>
+        </w:tc>
+      </w:tr>
+    </w:tbl>
+    <w:p>
+      <w:pPr>
+        <w:pStyle w:val="H3"/>
+      </w:pPr>
+      <w:r>
+        <w:t xml:space="preserve">King Arthur </w:t>
+      </w:r>
+      <w:r>
+        <w:t>School Faculty</w:t>
+      </w:r>
+    </w:p>
+    <w:tbl>
+      <w:tblPr>
+        <w:tblStyle w:val="TableGrid"/>
+        <w:tblW w:w="0" w:type="auto"/>
+        <w:tblLook w:val="04A0"/>
+      </w:tblPr>
+      <w:tblGrid>
+        <w:gridCol w:w="2802"/>
+        <w:gridCol w:w="5022"/>
+        <w:gridCol w:w="3912"/>
+      </w:tblGrid>
+      <w:tr>
+        <w:tc>
+          <w:tcPr>
+            <w:tcW w:w="2802" w:type="dxa"/>
+          </w:tcPr>
+          <w:p>
+            <w:r>
+              <w:t xml:space="preserve">Mr. Dalton </w:t>
+            </w:r>
+          </w:p>
+        </w:tc>
+        <w:tc>
+          <w:tcPr>
+            <w:tcW w:w="5022" w:type="dxa"/>
+          </w:tcPr>
+          <w:p>
+            <w:r>
+              <w:t>Teacher</w:t>
+            </w:r>
+          </w:p>
+        </w:tc>
+        <w:tc>
+          <w:tcPr>
+            <w:tcW w:w="3912" w:type="dxa"/>
+          </w:tcPr>
+          <w:p/>
+        </w:tc>
+      </w:tr>
+      <w:tr>
+        <w:tc>
+          <w:tcPr>
+            <w:tcW w:w="2802" w:type="dxa"/>
+          </w:tcPr>
+          <w:p>
+            <w:r>
+              <w:t>Ralph Henning</w:t>
+            </w:r>
+          </w:p>
+        </w:tc>
+        <w:tc>
+          <w:tcPr>
+            <w:tcW w:w="5022" w:type="dxa"/>
+          </w:tcPr>
+          <w:p>
+            <w:r>
+              <w:t>Teacher</w:t>
+            </w:r>
+          </w:p>
+        </w:tc>
+        <w:tc>
+          <w:tcPr>
+            <w:tcW w:w="3912" w:type="dxa"/>
+          </w:tcPr>
+          <w:p/>
+        </w:tc>
+      </w:tr>
+      <w:tr>
+        <w:tc>
+          <w:tcPr>
+            <w:tcW w:w="2802" w:type="dxa"/>
+          </w:tcPr>
+          <w:p>
+            <w:r>
+              <w:t>Dr. Willows</w:t>
+            </w:r>
+          </w:p>
+        </w:tc>
+        <w:tc>
+          <w:tcPr>
+            <w:tcW w:w="5022" w:type="dxa"/>
+          </w:tcPr>
+          <w:p/>
+        </w:tc>
+        <w:tc>
+          <w:tcPr>
+            <w:tcW w:w="3912" w:type="dxa"/>
+          </w:tcPr>
+          <w:p/>
+        </w:tc>
+      </w:tr>
+      <w:tr>
+        <w:tc>
+          <w:tcPr>
+            <w:tcW w:w="2802" w:type="dxa"/>
+          </w:tcPr>
+          <w:p>
+            <w:r>
+              <w:t>Dr. Susan</w:t>
+            </w:r>
+          </w:p>
+        </w:tc>
+        <w:tc>
+          <w:tcPr>
+            <w:tcW w:w="5022" w:type="dxa"/>
+          </w:tcPr>
+          <w:p/>
+        </w:tc>
+        <w:tc>
+          <w:tcPr>
+            <w:tcW w:w="3912" w:type="dxa"/>
+          </w:tcPr>
+          <w:p/>
+        </w:tc>
+      </w:tr>
+      <w:tr>
+        <w:tc>
+          <w:tcPr>
+            <w:tcW w:w="2802" w:type="dxa"/>
+          </w:tcPr>
+          <w:p>
+            <w:r>
+              <w:t>Dr. Brenda</w:t>
+            </w:r>
+          </w:p>
+        </w:tc>
+        <w:tc>
+          <w:tcPr>
+            <w:tcW w:w="5022" w:type="dxa"/>
+          </w:tcPr>
+          <w:p>
+            <w:r>
+              <w:t>foremost expert on polymorphs in the country</w:t>
+            </w:r>
+          </w:p>
+        </w:tc>
+        <w:tc>
+          <w:tcPr>
+            <w:tcW w:w="3912" w:type="dxa"/>
+          </w:tcPr>
+          <w:p/>
+        </w:tc>
+      </w:tr>
+      <w:tr>
+        <w:tc>
+          <w:tcPr>
+            <w:tcW w:w="2802" w:type="dxa"/>
+          </w:tcPr>
+          <w:p/>
+        </w:tc>
+        <w:tc>
+          <w:tcPr>
+            <w:tcW w:w="5022" w:type="dxa"/>
+          </w:tcPr>
+          <w:p/>
+        </w:tc>
+        <w:tc>
+          <w:tcPr>
+            <w:tcW w:w="3912" w:type="dxa"/>
+          </w:tcPr>
+          <w:p/>
+        </w:tc>
+      </w:tr>
+      <w:tr>
+        <w:tc>
+          <w:tcPr>
+            <w:tcW w:w="2802" w:type="dxa"/>
+          </w:tcPr>
+          <w:p>
+            <w:r>
+              <w:t>Ms. Grendy</w:t>
+            </w:r>
+          </w:p>
+        </w:tc>
+        <w:tc>
+          <w:tcPr>
+            <w:tcW w:w="5022" w:type="dxa"/>
+          </w:tcPr>
+          <w:p/>
+        </w:tc>
+        <w:tc>
+          <w:tcPr>
+            <w:tcW w:w="3912" w:type="dxa"/>
+          </w:tcPr>
+          <w:p/>
+        </w:tc>
+      </w:tr>
+      <w:tr>
+        <w:tc>
+          <w:tcPr>
+            <w:tcW w:w="2802" w:type="dxa"/>
+          </w:tcPr>
+          <w:p>
+            <w:r>
+              <w:t xml:space="preserve">Principle Rachael Sara </w:t>
+            </w:r>
+          </w:p>
+        </w:tc>
+        <w:tc>
+          <w:tcPr>
+            <w:tcW w:w="5022" w:type="dxa"/>
+          </w:tcPr>
+          <w:p/>
+        </w:tc>
+        <w:tc>
+          <w:tcPr>
+            <w:tcW w:w="3912" w:type="dxa"/>
+          </w:tcPr>
+          <w:p/>
+        </w:tc>
+      </w:tr>
+    </w:tbl>
+    <w:p/>
+    <w:p>
+      <w:pPr>
+        <w:pStyle w:val="H3"/>
+      </w:pPr>
+      <w:r>
+        <w:lastRenderedPageBreak/>
+        <w:t>Capital locations</w:t>
+      </w:r>
+    </w:p>
+    <w:tbl>
+      <w:tblPr>
+        <w:tblStyle w:val="TableGrid"/>
+        <w:tblW w:w="0" w:type="auto"/>
+        <w:tblLook w:val="04A0"/>
+      </w:tblPr>
+      <w:tblGrid>
+        <w:gridCol w:w="2802"/>
+        <w:gridCol w:w="5022"/>
+        <w:gridCol w:w="3912"/>
+      </w:tblGrid>
+      <w:tr>
+        <w:tc>
+          <w:tcPr>
+            <w:tcW w:w="2802" w:type="dxa"/>
+          </w:tcPr>
+          <w:p>
+            <w:r>
               <w:t>Stampede Steakhouse</w:t>
             </w:r>
           </w:p>
@@ -581,40 +891,40 @@
     </w:p>
     <w:p>
       <w:r>
+        <w:t>In practice, the ability was almost useless. First, it took from weeks to months to fully synchronize with a new creature. The more alien the species, the longer the process took.</w:t>
+      </w:r>
+    </w:p>
+    <w:p>
+      <w:r>
+        <w:t>It all went down to identity and the forging of new identities. Only when a new identity is forged could synchronization complete.</w:t>
+      </w:r>
+    </w:p>
+    <w:p>
+      <w:r>
+        <w:t>Worst, while synchronization took place, you were locked into the form.</w:t>
+      </w:r>
+    </w:p>
+    <w:p>
+      <w:r>
+        <w:t>Then there was the learning process. Like all things, you needed to grow into the power. As a result, everyone considered the class to be weak.</w:t>
+      </w:r>
+    </w:p>
+    <w:p>
+      <w:pPr>
+        <w:pStyle w:val="H3"/>
+      </w:pPr>
+      <w:r>
+        <w:t>World history</w:t>
+      </w:r>
+    </w:p>
+    <w:p>
+      <w:r>
+        <w:t>It was entirely the stupid oligarch’s fault.</w:t>
+      </w:r>
+    </w:p>
+    <w:p>
+      <w:r>
         <w:lastRenderedPageBreak/>
-        <w:t>In practice, the ability was almost useless. First, it took from weeks to months to fully synchronize with a new creature. The more alien the species, the longer the process took.</w:t>
-      </w:r>
-    </w:p>
-    <w:p>
-      <w:r>
-        <w:t>It all went down to identity and the forging of new identities. Only when a new identity is forged could synchronization complete.</w:t>
-      </w:r>
-    </w:p>
-    <w:p>
-      <w:r>
-        <w:t>Worst, while synchronization took place, you were locked into the form.</w:t>
-      </w:r>
-    </w:p>
-    <w:p>
-      <w:r>
-        <w:t>Then there was the learning process. Like all things, you needed to grow into the power. As a result, everyone considered the class to be weak.</w:t>
-      </w:r>
-    </w:p>
-    <w:p>
-      <w:pPr>
-        <w:pStyle w:val="H3"/>
-      </w:pPr>
-      <w:r>
-        <w:t>World history</w:t>
-      </w:r>
-    </w:p>
-    <w:p>
-      <w:r>
-        <w:t>It was entirely the stupid oligarch’s fault.</w:t>
-      </w:r>
-    </w:p>
-    <w:p>
-      <w:r>
         <w:t>It happened over 90 years previously. Government scientists were experimenting on advanced quantum computers when their signals somehow caused a global quantum effect.</w:t>
       </w:r>
     </w:p>
@@ -648,42 +958,42 @@
     </w:p>
     <w:p>
       <w:r>
+        <w:t>And yet no one did anything.</w:t>
+      </w:r>
+    </w:p>
+    <w:p>
+      <w:r>
+        <w:t>Then the changes came. Mothers began giving birth to children that weren’t quite – human.</w:t>
+      </w:r>
+    </w:p>
+    <w:p>
+      <w:r>
+        <w:t>Countless children were killed and the global population plummeted.</w:t>
+      </w:r>
+    </w:p>
+    <w:p>
+      <w:r>
+        <w:t>However, plenty of non-humans were born. They grew knowing discrimination. Lawyers fought for them, claiming they were human, since they had human parents.</w:t>
+      </w:r>
+    </w:p>
+    <w:p>
+      <w:r>
+        <w:t>They got the vote. After decades their voice began to be heard, especially since pure human births had dropped to less than 1%.</w:t>
+      </w:r>
+    </w:p>
+    <w:p>
+      <w:r>
+        <w:t>Public outcry grew, eventually forcing the governments to shut down the machines.</w:t>
+      </w:r>
+    </w:p>
+    <w:p>
+      <w:r>
+        <w:t>It was too late.</w:t>
+      </w:r>
+    </w:p>
+    <w:p>
+      <w:r>
         <w:lastRenderedPageBreak/>
-        <w:t>And yet no one did anything.</w:t>
-      </w:r>
-    </w:p>
-    <w:p>
-      <w:r>
-        <w:t>Then the changes came. Mothers began giving birth to children that weren’t quite – human.</w:t>
-      </w:r>
-    </w:p>
-    <w:p>
-      <w:r>
-        <w:t>Countless children were killed and the global population plummeted.</w:t>
-      </w:r>
-    </w:p>
-    <w:p>
-      <w:r>
-        <w:t>However, plenty of non-humans were born. They grew knowing discrimination. Lawyers fought for them, claiming they were human, since they had human parents.</w:t>
-      </w:r>
-    </w:p>
-    <w:p>
-      <w:r>
-        <w:t>They got the vote. After decades their voice began to be heard, especially since pure human births had dropped to less than 1%.</w:t>
-      </w:r>
-    </w:p>
-    <w:p>
-      <w:r>
-        <w:t>Public outcry grew, eventually forcing the governments to shut down the machines.</w:t>
-      </w:r>
-    </w:p>
-    <w:p>
-      <w:r>
-        <w:t>It was too late.</w:t>
-      </w:r>
-    </w:p>
-    <w:p>
-      <w:r>
         <w:t>Shutting down the machines did nothing. However, it did prevent the situation from becoming worse.</w:t>
       </w:r>
     </w:p>
@@ -710,37 +1020,37 @@
     </w:p>
     <w:p>
       <w:r>
+        <w:t>Scientists scrambled to find an answer. Eventually they postulated that reality was like an endless ocean where the universe floated. The quantum interference had somehow shoved the entire planet below the surface, exposing the planet to the unnatural forces below.</w:t>
+      </w:r>
+    </w:p>
+    <w:p>
+      <w:r>
+        <w:t>The biggest danger was the invasion of otherworldly creatures, hungry creatures.</w:t>
+      </w:r>
+    </w:p>
+    <w:p>
+      <w:r>
+        <w:t>The good news was that people began gaining powers, allowing them to fight the monsters.</w:t>
+      </w:r>
+    </w:p>
+    <w:p>
+      <w:r>
+        <w:t>The bad news was that the powers were erratic and hard to control. Also, there was no guarantee you would ever awaken abilities.</w:t>
+      </w:r>
+    </w:p>
+    <w:p>
+      <w:r>
+        <w:t>Thankfully an alien race came and brought awakening capsule technology to the world.</w:t>
+      </w:r>
+    </w:p>
+    <w:p>
+      <w:r>
+        <w:t>Powered by crystals mined deep in the abyss, these devices let people dependently gain classes.</w:t>
+      </w:r>
+    </w:p>
+    <w:p>
+      <w:r>
         <w:lastRenderedPageBreak/>
-        <w:t>Scientists scrambled to find an answer. Eventually they postulated that reality was like an endless ocean where the universe floated. The quantum interference had somehow shoved the entire planet below the surface, exposing the planet to the unnatural forces below.</w:t>
-      </w:r>
-    </w:p>
-    <w:p>
-      <w:r>
-        <w:t>The biggest danger was the invasion of otherworldly creatures, hungry creatures.</w:t>
-      </w:r>
-    </w:p>
-    <w:p>
-      <w:r>
-        <w:t>The good news was that people began gaining powers, allowing them to fight the monsters.</w:t>
-      </w:r>
-    </w:p>
-    <w:p>
-      <w:r>
-        <w:t>The bad news was that the powers were erratic and hard to control. Also, there was no guarantee you would ever awaken abilities.</w:t>
-      </w:r>
-    </w:p>
-    <w:p>
-      <w:r>
-        <w:t>Thankfully an alien race came and brought awakening capsule technology to the world.</w:t>
-      </w:r>
-    </w:p>
-    <w:p>
-      <w:r>
-        <w:t>Powered by crystals mined deep in the abyss, these devices let people dependently gain classes.</w:t>
-      </w:r>
-    </w:p>
-    <w:p>
-      <w:r>
         <w:t>Another perk was that each person gained an interface to let them view their stats. That took the concept of biofeedback to the next level. And yes, that interface connected directly to a person’s unconscious mind.</w:t>
       </w:r>
     </w:p>
@@ -927,7 +1237,7 @@
         <v:path o:extrusionok="f" gradientshapeok="t" o:connecttype="rect"/>
         <o:lock v:ext="edit" aspectratio="t"/>
       </v:shapetype>
-      <v:shape id="_x0000_i1050" type="#_x0000_t75" style="width:3in;height:3in;visibility:visible;mso-wrap-style:square" o:bullet="t">
+      <v:shape id="_x0000_i1122" type="#_x0000_t75" style="width:3in;height:3in;visibility:visible;mso-wrap-style:square" o:bullet="t">
         <v:imagedata r:id="rId1" o:title="MC900065312[1]"/>
       </v:shape>
     </w:pict>
@@ -2261,7 +2571,7 @@
 </file>
 
 <file path=customXml/itemProps1.xml><?xml version="1.0" encoding="utf-8"?>
-<ds:datastoreItem xmlns:ds="http://schemas.openxmlformats.org/officeDocument/2006/customXml" ds:itemID="{720ADF2C-A839-403D-8608-6FAB7C1DB1DB}">
+<ds:datastoreItem xmlns:ds="http://schemas.openxmlformats.org/officeDocument/2006/customXml" ds:itemID="{4E15BFA2-4057-4916-A28F-6B28DC0100E1}">
   <ds:schemaRefs>
     <ds:schemaRef ds:uri="http://schemas.openxmlformats.org/officeDocument/2006/bibliography"/>
   </ds:schemaRefs>

--- a/Books/AA/The Unorthodox Polymorph/Notes_The Unorthodox Polymorph.docx
+++ b/Books/AA/The Unorthodox Polymorph/Notes_The Unorthodox Polymorph.docx
@@ -11,6 +11,189 @@
       <w:r>
         <w:t xml:space="preserve">Arcane </w:t>
       </w:r>
+    </w:p>
+    <w:p>
+      <w:pPr>
+        <w:pStyle w:val="H3"/>
+        <w:numPr>
+          <w:ilvl w:val="0"/>
+          <w:numId w:val="4"/>
+        </w:numPr>
+      </w:pPr>
+      <w:r>
+        <w:t>Class – Fair Polymorph</w:t>
+      </w:r>
+    </w:p>
+    <w:p>
+      <w:r>
+        <w:t xml:space="preserve">Create a bonded partnership with a specific female of a race. Once bound, a subclass is formed, allowing you to create a duplicate body, along with </w:t>
+      </w:r>
+      <w:r>
+        <w:t>her</w:t>
+      </w:r>
+      <w:r>
+        <w:t xml:space="preserve"> racial abilities and class.</w:t>
+      </w:r>
+    </w:p>
+    <w:p>
+      <w:r>
+        <w:t>She</w:t>
+      </w:r>
+      <w:r>
+        <w:t xml:space="preserve"> ha</w:t>
+      </w:r>
+      <w:r>
+        <w:t>s</w:t>
+      </w:r>
+      <w:r>
+        <w:t xml:space="preserve"> equal access to sub-class Runic Barbarian</w:t>
+      </w:r>
+    </w:p>
+    <w:p>
+      <w:pPr>
+        <w:pStyle w:val="H3"/>
+        <w:numPr>
+          <w:ilvl w:val="1"/>
+          <w:numId w:val="4"/>
+        </w:numPr>
+        <w:ind w:left="709"/>
+      </w:pPr>
+      <w:r>
+        <w:t xml:space="preserve">Sub-class – </w:t>
+      </w:r>
+      <w:r>
+        <w:t>Astral</w:t>
+      </w:r>
+      <w:r>
+        <w:t xml:space="preserve"> Barbarian</w:t>
+      </w:r>
+    </w:p>
+    <w:p>
+      <w:pPr>
+        <w:pStyle w:val="H4-Entry"/>
+      </w:pPr>
+      <w:r>
+        <w:t>Name:</w:t>
+      </w:r>
+      <w:r>
+        <w:tab/>
+        <w:t>Zanthal Brady</w:t>
+      </w:r>
+    </w:p>
+    <w:p>
+      <w:pPr>
+        <w:pStyle w:val="H3"/>
+        <w:numPr>
+          <w:ilvl w:val="1"/>
+          <w:numId w:val="4"/>
+        </w:numPr>
+        <w:ind w:left="709"/>
+      </w:pPr>
+      <w:r>
+        <w:t>Sub-class - Druidic Ranger</w:t>
+      </w:r>
+      <w:r>
+        <w:t xml:space="preserve"> </w:t>
+      </w:r>
+      <w:r>
+        <w:t>arcane</w:t>
+      </w:r>
+    </w:p>
+    <w:p>
+      <w:pPr>
+        <w:pStyle w:val="H4-Entry"/>
+      </w:pPr>
+      <w:r>
+        <w:t>Name:</w:t>
+      </w:r>
+      <w:r>
+        <w:tab/>
+      </w:r>
+      <w:r>
+        <w:t>Aelindra</w:t>
+      </w:r>
+      <w:r>
+        <w:t xml:space="preserve"> </w:t>
+      </w:r>
+      <w:r>
+        <w:t>von Barran</w:t>
+      </w:r>
+    </w:p>
+    <w:p>
+      <w:pPr>
+        <w:pStyle w:val="H4-Entry"/>
+      </w:pPr>
+      <w:r>
+        <w:t>Meaning:</w:t>
+      </w:r>
+      <w:r>
+        <w:tab/>
+        <w:t>Mystic — 'she who walks between the stars'; evokes otherworldly grace and arcane power</w:t>
+      </w:r>
+    </w:p>
+    <w:p>
+      <w:pPr>
+        <w:pStyle w:val="H3"/>
+        <w:numPr>
+          <w:ilvl w:val="0"/>
+          <w:numId w:val="4"/>
+        </w:numPr>
+      </w:pPr>
+      <w:r>
+        <w:t>Class - Druidic Ranger</w:t>
+      </w:r>
+      <w:r>
+        <w:t xml:space="preserve"> arcane</w:t>
+      </w:r>
+      <w:r>
+        <w:t xml:space="preserve"> (Capricious daughter)</w:t>
+      </w:r>
+    </w:p>
+    <w:p>
+      <w:pPr>
+        <w:pStyle w:val="H4-Entry"/>
+      </w:pPr>
+      <w:r>
+        <w:t>Name:</w:t>
+      </w:r>
+      <w:r>
+        <w:tab/>
+        <w:t>Aeloria von Barran</w:t>
+      </w:r>
+    </w:p>
+    <w:p>
+      <w:pPr>
+        <w:pStyle w:val="H4-Entry"/>
+      </w:pPr>
+      <w:r>
+        <w:t>Meaning:</w:t>
+      </w:r>
+      <w:r>
+        <w:tab/>
+      </w:r>
+      <w:r>
+        <w:t>Guardian of the dawn, bringing light and hope.</w:t>
+      </w:r>
+    </w:p>
+    <w:p>
+      <w:pPr>
+        <w:pStyle w:val="H4-Entry"/>
+      </w:pPr>
+    </w:p>
+    <w:p>
+      <w:pPr>
+        <w:pStyle w:val="H4-Entry"/>
+      </w:pPr>
+    </w:p>
+    <w:p>
+      <w:pPr>
+        <w:pStyle w:val="H4-Entry"/>
+      </w:pPr>
+    </w:p>
+    <w:p>
+      <w:pPr>
+        <w:pStyle w:val="H4-Entry"/>
+      </w:pPr>
     </w:p>
     <w:p>
       <w:pPr>
@@ -24,7 +207,7 @@
           <wp:inline distT="0" distB="0" distL="0" distR="0">
             <wp:extent cx="292972" cy="113169"/>
             <wp:effectExtent l="19050" t="0" r="0" b="0"/>
-            <wp:docPr id="1" name="Picture 3" descr="C:\Users\Burgess\AppData\Local\Microsoft\Windows\Temporary Internet Files\Content.IE5\0LM9LILP\MC900065312[1].wmf"/>
+            <wp:docPr id="2" name="Picture 3" descr="C:\Users\Burgess\AppData\Local\Microsoft\Windows\Temporary Internet Files\Content.IE5\0LM9LILP\MC900065312[1].wmf"/>
             <wp:cNvGraphicFramePr>
               <a:graphicFrameLocks xmlns:a="http://schemas.openxmlformats.org/drawingml/2006/main" noChangeAspect="1"/>
             </wp:cNvGraphicFramePr>
@@ -69,9 +252,77 @@
     </w:p>
     <w:p>
       <w:r>
-        <w:t>Country: Graden</w:t>
-      </w:r>
-    </w:p>
+        <w:t>Compel – a drug similar to a love potion</w:t>
+      </w:r>
+    </w:p>
+    <w:p>
+      <w:proofErr w:type="gramStart"/>
+      <w:r>
+        <w:t>Barathal  -</w:t>
+      </w:r>
+      <w:proofErr w:type="gramEnd"/>
+      <w:r>
+        <w:t xml:space="preserve"> prescription drug to handle stress</w:t>
+      </w:r>
+    </w:p>
+    <w:p>
+      <w:r>
+        <w:t xml:space="preserve">Country: </w:t>
+      </w:r>
+      <w:proofErr w:type="spellStart"/>
+      <w:r>
+        <w:t>Graden</w:t>
+      </w:r>
+      <w:proofErr w:type="spellEnd"/>
+    </w:p>
+    <w:tbl>
+      <w:tblPr>
+        <w:tblStyle w:val="TableGrid"/>
+        <w:tblW w:w="0" w:type="auto"/>
+        <w:tblLook w:val="04A0"/>
+      </w:tblPr>
+      <w:tblGrid>
+        <w:gridCol w:w="11736"/>
+      </w:tblGrid>
+      <w:tr>
+        <w:tc>
+          <w:tcPr>
+            <w:tcW w:w="11736" w:type="dxa"/>
+          </w:tcPr>
+          <w:p>
+            <w:r>
+              <w:t>2 – First monster attack</w:t>
+            </w:r>
+          </w:p>
+        </w:tc>
+      </w:tr>
+      <w:tr>
+        <w:tc>
+          <w:tcPr>
+            <w:tcW w:w="11736" w:type="dxa"/>
+          </w:tcPr>
+          <w:p>
+            <w:r>
+              <w:t>7 – Second monster attack, saved by Zola Tassel</w:t>
+            </w:r>
+          </w:p>
+        </w:tc>
+      </w:tr>
+      <w:tr>
+        <w:tc>
+          <w:tcPr>
+            <w:tcW w:w="11736" w:type="dxa"/>
+          </w:tcPr>
+          <w:p>
+            <w:r>
+              <w:t>15 – Third monster attack</w:t>
+            </w:r>
+          </w:p>
+        </w:tc>
+      </w:tr>
+    </w:tbl>
+    <w:p/>
+    <w:p/>
     <w:p>
       <w:pPr>
         <w:pStyle w:val="H3"/>
@@ -121,11 +372,9 @@
             <w:tcW w:w="2802" w:type="dxa"/>
           </w:tcPr>
           <w:p>
-            <w:proofErr w:type="spellStart"/>
             <w:r>
               <w:t>Hurig</w:t>
             </w:r>
-            <w:proofErr w:type="spellEnd"/>
           </w:p>
         </w:tc>
         <w:tc>
@@ -195,18 +444,20 @@
             <w:tcW w:w="2802" w:type="dxa"/>
           </w:tcPr>
           <w:p>
-            <w:proofErr w:type="spellStart"/>
             <w:r>
               <w:t>Tront</w:t>
             </w:r>
-            <w:proofErr w:type="spellEnd"/>
           </w:p>
         </w:tc>
         <w:tc>
           <w:tcPr>
             <w:tcW w:w="5022" w:type="dxa"/>
           </w:tcPr>
-          <w:p/>
+          <w:p>
+            <w:r>
+              <w:t>Troll</w:t>
+            </w:r>
+          </w:p>
         </w:tc>
         <w:tc>
           <w:tcPr>
@@ -245,18 +496,49 @@
             <w:tcW w:w="2802" w:type="dxa"/>
           </w:tcPr>
           <w:p>
-            <w:proofErr w:type="spellStart"/>
             <w:r>
               <w:t>Trissie</w:t>
             </w:r>
-            <w:proofErr w:type="spellEnd"/>
           </w:p>
         </w:tc>
         <w:tc>
           <w:tcPr>
             <w:tcW w:w="5022" w:type="dxa"/>
           </w:tcPr>
-          <w:p/>
+          <w:p>
+            <w:r>
+              <w:t>Goblin</w:t>
+            </w:r>
+          </w:p>
+        </w:tc>
+        <w:tc>
+          <w:tcPr>
+            <w:tcW w:w="3912" w:type="dxa"/>
+          </w:tcPr>
+          <w:p/>
+        </w:tc>
+      </w:tr>
+      <w:tr>
+        <w:tc>
+          <w:tcPr>
+            <w:tcW w:w="2802" w:type="dxa"/>
+          </w:tcPr>
+          <w:p>
+            <w:r>
+              <w:lastRenderedPageBreak/>
+              <w:t>Zola Tassel</w:t>
+            </w:r>
+          </w:p>
+        </w:tc>
+        <w:tc>
+          <w:tcPr>
+            <w:tcW w:w="5022" w:type="dxa"/>
+          </w:tcPr>
+          <w:p>
+            <w:r>
+              <w:t xml:space="preserve">Nordic </w:t>
+            </w:r>
+          </w:p>
         </w:tc>
         <w:tc>
           <w:tcPr>
@@ -272,6 +554,17 @@
       </w:pPr>
       <w:r>
         <w:t>Main Characters</w:t>
+      </w:r>
+      <w:r>
+        <w:t xml:space="preserve"> - </w:t>
+      </w:r>
+      <w:proofErr w:type="spellStart"/>
+      <w:r>
+        <w:t>Taria</w:t>
+      </w:r>
+      <w:proofErr w:type="spellEnd"/>
+      <w:r>
+        <w:t xml:space="preserve"> Dukedom</w:t>
       </w:r>
     </w:p>
     <w:tbl>
@@ -328,7 +621,11 @@
               <w:t>Fair Polymorph</w:t>
             </w:r>
           </w:p>
-          <w:p/>
+          <w:p>
+            <w:pPr>
+              <w:ind w:firstLine="720"/>
+            </w:pPr>
+          </w:p>
         </w:tc>
       </w:tr>
       <w:tr>
@@ -356,33 +653,11 @@
           </w:p>
           <w:p>
             <w:r>
-              <w:t xml:space="preserve">Daughter of Duke </w:t>
-            </w:r>
-            <w:proofErr w:type="spellStart"/>
-            <w:r>
-              <w:t>Tavaris</w:t>
-            </w:r>
-            <w:proofErr w:type="spellEnd"/>
-            <w:r>
-              <w:t xml:space="preserve"> </w:t>
-            </w:r>
-            <w:proofErr w:type="spellStart"/>
-            <w:r>
-              <w:t>Barran</w:t>
-            </w:r>
-            <w:proofErr w:type="spellEnd"/>
-            <w:r>
-              <w:t xml:space="preserve"> of the </w:t>
-            </w:r>
-            <w:proofErr w:type="spellStart"/>
-            <w:r>
-              <w:t>Taria</w:t>
-            </w:r>
-            <w:proofErr w:type="spellEnd"/>
-            <w:r>
-              <w:t xml:space="preserve"> Dukedom</w:t>
-            </w:r>
-          </w:p>
+              <w:t>Brothers: 6</w:t>
+            </w:r>
+          </w:p>
+          <w:p/>
+          <w:p/>
         </w:tc>
         <w:tc>
           <w:tcPr>
@@ -403,7 +678,17 @@
           <w:tcPr>
             <w:tcW w:w="2802" w:type="dxa"/>
           </w:tcPr>
-          <w:p/>
+          <w:p>
+            <w:r>
+              <w:t xml:space="preserve">Duke </w:t>
+            </w:r>
+            <w:r>
+              <w:t>Tavares</w:t>
+            </w:r>
+            <w:r>
+              <w:t xml:space="preserve"> Barran</w:t>
+            </w:r>
+          </w:p>
         </w:tc>
         <w:tc>
           <w:tcPr>
@@ -423,13 +708,45 @@
           <w:tcPr>
             <w:tcW w:w="2802" w:type="dxa"/>
           </w:tcPr>
-          <w:p/>
+          <w:p>
+            <w:r>
+              <w:t>Duchess Emilie Barran</w:t>
+            </w:r>
+          </w:p>
         </w:tc>
         <w:tc>
           <w:tcPr>
             <w:tcW w:w="5022" w:type="dxa"/>
           </w:tcPr>
           <w:p/>
+        </w:tc>
+        <w:tc>
+          <w:tcPr>
+            <w:tcW w:w="3912" w:type="dxa"/>
+          </w:tcPr>
+          <w:p/>
+        </w:tc>
+      </w:tr>
+      <w:tr>
+        <w:tc>
+          <w:tcPr>
+            <w:tcW w:w="2802" w:type="dxa"/>
+          </w:tcPr>
+          <w:p>
+            <w:r>
+              <w:t>Joseph Barran</w:t>
+            </w:r>
+          </w:p>
+        </w:tc>
+        <w:tc>
+          <w:tcPr>
+            <w:tcW w:w="5022" w:type="dxa"/>
+          </w:tcPr>
+          <w:p>
+            <w:r>
+              <w:t>Great grandfather</w:t>
+            </w:r>
+          </w:p>
         </w:tc>
         <w:tc>
           <w:tcPr>
@@ -465,10 +782,13 @@
           </w:tcPr>
           <w:p>
             <w:r>
-              <w:t>Gareth</w:t>
-            </w:r>
-            <w:r>
-              <w:t xml:space="preserve"> Holden</w:t>
+              <w:t>Zulu</w:t>
+            </w:r>
+            <w:r>
+              <w:t xml:space="preserve"> </w:t>
+            </w:r>
+            <w:r>
+              <w:t>Holden</w:t>
             </w:r>
           </w:p>
         </w:tc>
@@ -483,15 +803,7 @@
           </w:p>
           <w:p>
             <w:r>
-              <w:t xml:space="preserve">Son of Duke Philip of the </w:t>
-            </w:r>
-            <w:proofErr w:type="spellStart"/>
-            <w:r>
-              <w:t>Barrac</w:t>
-            </w:r>
-            <w:proofErr w:type="spellEnd"/>
-            <w:r>
-              <w:t xml:space="preserve"> Dukedom</w:t>
+              <w:t>Son of Duke Philip of the Barrac Dukedom</w:t>
             </w:r>
           </w:p>
           <w:p/>
@@ -521,6 +833,34 @@
           <w:p>
             <w:r>
               <w:t>Drow</w:t>
+            </w:r>
+          </w:p>
+        </w:tc>
+        <w:tc>
+          <w:tcPr>
+            <w:tcW w:w="3912" w:type="dxa"/>
+          </w:tcPr>
+          <w:p/>
+        </w:tc>
+      </w:tr>
+      <w:tr>
+        <w:tc>
+          <w:tcPr>
+            <w:tcW w:w="2802" w:type="dxa"/>
+          </w:tcPr>
+          <w:p>
+            <w:r>
+              <w:t>Bilby</w:t>
+            </w:r>
+          </w:p>
+        </w:tc>
+        <w:tc>
+          <w:tcPr>
+            <w:tcW w:w="5022" w:type="dxa"/>
+          </w:tcPr>
+          <w:p>
+            <w:r>
+              <w:t>Goblin</w:t>
             </w:r>
           </w:p>
         </w:tc>
@@ -610,6 +950,7 @@
         <w:pStyle w:val="H3"/>
       </w:pPr>
       <w:r>
+        <w:lastRenderedPageBreak/>
         <w:t xml:space="preserve">King Arthur </w:t>
       </w:r>
       <w:r>
@@ -698,7 +1039,11 @@
           <w:tcPr>
             <w:tcW w:w="5022" w:type="dxa"/>
           </w:tcPr>
-          <w:p/>
+          <w:p>
+            <w:r>
+              <w:t>Psychologist</w:t>
+            </w:r>
+          </w:p>
         </w:tc>
         <w:tc>
           <w:tcPr>
@@ -722,7 +1067,11 @@
           <w:tcPr>
             <w:tcW w:w="5022" w:type="dxa"/>
           </w:tcPr>
-          <w:p/>
+          <w:p>
+            <w:r>
+              <w:t>Healer</w:t>
+            </w:r>
+          </w:p>
         </w:tc>
         <w:tc>
           <w:tcPr>
@@ -834,7 +1183,6 @@
         <w:pStyle w:val="H3"/>
       </w:pPr>
       <w:r>
-        <w:lastRenderedPageBreak/>
         <w:t>Capital locations</w:t>
       </w:r>
     </w:p>
@@ -896,6 +1244,7 @@
     </w:p>
     <w:p>
       <w:r>
+        <w:lastRenderedPageBreak/>
         <w:t>It all went down to identity and the forging of new identities. Only when a new identity is forged could synchronization complete.</w:t>
       </w:r>
     </w:p>
@@ -924,50 +1273,50 @@
     </w:p>
     <w:p>
       <w:r>
+        <w:t>It happened over 90 years previously. Government scientists were experimenting on advanced quantum computers when their signals somehow caused a global quantum effect.</w:t>
+      </w:r>
+    </w:p>
+    <w:p>
+      <w:r>
+        <w:t>At first no one noticed, and the incredibly profitable technology spread globally.</w:t>
+      </w:r>
+    </w:p>
+    <w:p>
+      <w:r>
+        <w:t xml:space="preserve">Then </w:t>
+      </w:r>
+      <w:proofErr w:type="gramStart"/>
+      <w:r>
+        <w:t>came</w:t>
+      </w:r>
+      <w:proofErr w:type="gramEnd"/>
+      <w:r>
+        <w:t xml:space="preserve"> reports of monsters appearing. No one took the reports seriously.</w:t>
+      </w:r>
+    </w:p>
+    <w:p>
+      <w:r>
+        <w:t>More monsters appeared and still no one believed.</w:t>
+      </w:r>
+    </w:p>
+    <w:p>
+      <w:r>
+        <w:t>Only when a city was destroyed did governments admit that the new quantum computers were causing problems.</w:t>
+      </w:r>
+    </w:p>
+    <w:p>
+      <w:r>
+        <w:t>And yet no one did anything.</w:t>
+      </w:r>
+    </w:p>
+    <w:p>
+      <w:r>
+        <w:t>Then the changes came. Mothers began giving birth to children that weren’t quite – human.</w:t>
+      </w:r>
+    </w:p>
+    <w:p>
+      <w:r>
         <w:lastRenderedPageBreak/>
-        <w:t>It happened over 90 years previously. Government scientists were experimenting on advanced quantum computers when their signals somehow caused a global quantum effect.</w:t>
-      </w:r>
-    </w:p>
-    <w:p>
-      <w:r>
-        <w:t>At first no one noticed, and the incredibly profitable technology spread globally.</w:t>
-      </w:r>
-    </w:p>
-    <w:p>
-      <w:r>
-        <w:t xml:space="preserve">Then </w:t>
-      </w:r>
-      <w:proofErr w:type="gramStart"/>
-      <w:r>
-        <w:t>came</w:t>
-      </w:r>
-      <w:proofErr w:type="gramEnd"/>
-      <w:r>
-        <w:t xml:space="preserve"> reports of monsters appearing. No one took the reports seriously.</w:t>
-      </w:r>
-    </w:p>
-    <w:p>
-      <w:r>
-        <w:t>More monsters appeared and still no one believed.</w:t>
-      </w:r>
-    </w:p>
-    <w:p>
-      <w:r>
-        <w:t>Only when a city was destroyed did governments admit that the new quantum computers were causing problems.</w:t>
-      </w:r>
-    </w:p>
-    <w:p>
-      <w:r>
-        <w:t>And yet no one did anything.</w:t>
-      </w:r>
-    </w:p>
-    <w:p>
-      <w:r>
-        <w:t>Then the changes came. Mothers began giving birth to children that weren’t quite – human.</w:t>
-      </w:r>
-    </w:p>
-    <w:p>
-      <w:r>
         <w:t>Countless children were killed and the global population plummeted.</w:t>
       </w:r>
     </w:p>
@@ -993,38 +1342,38 @@
     </w:p>
     <w:p>
       <w:r>
+        <w:t>Shutting down the machines did nothing. However, it did prevent the situation from becoming worse.</w:t>
+      </w:r>
+    </w:p>
+    <w:p>
+      <w:r>
+        <w:t>Laws were passed protecting the non-human children. This involved preventing parents from seeing ultrasounds, tracking pregnancies, stiff fines and jail sentences, and regulated births.</w:t>
+      </w:r>
+    </w:p>
+    <w:p>
+      <w:r>
+        <w:t>As a result of this, the world started filling with all sort of fantasy races, including elves, dwarves, m</w:t>
+      </w:r>
+      <w:r>
+        <w:t>erfolk</w:t>
+      </w:r>
+      <w:r>
+        <w:t>, goblins, beast kin, and other human variants.</w:t>
+      </w:r>
+    </w:p>
+    <w:p>
+      <w:r>
+        <w:t>The odd thing was the non-humans began breeding true, increasing the non-human population.</w:t>
+      </w:r>
+    </w:p>
+    <w:p>
+      <w:r>
+        <w:t>Scientists scrambled to find an answer. Eventually they postulated that reality was like an endless ocean where the universe floated. The quantum interference had somehow shoved the entire planet below the surface, exposing the planet to the unnatural forces below.</w:t>
+      </w:r>
+    </w:p>
+    <w:p>
+      <w:r>
         <w:lastRenderedPageBreak/>
-        <w:t>Shutting down the machines did nothing. However, it did prevent the situation from becoming worse.</w:t>
-      </w:r>
-    </w:p>
-    <w:p>
-      <w:r>
-        <w:t>Laws were passed protecting the non-human children. This involved preventing parents from seeing ultrasounds, tracking pregnancies, stiff fines and jail sentences, and regulated births.</w:t>
-      </w:r>
-    </w:p>
-    <w:p>
-      <w:r>
-        <w:t>As a result of this, the world started filling with all sort of fantasy races, including elves, dwarves, m</w:t>
-      </w:r>
-      <w:r>
-        <w:t>erfolk</w:t>
-      </w:r>
-      <w:r>
-        <w:t>, goblins, beast kin, and other human variants.</w:t>
-      </w:r>
-    </w:p>
-    <w:p>
-      <w:r>
-        <w:t>The odd thing was the non-humans began breeding true, increasing the non-human population.</w:t>
-      </w:r>
-    </w:p>
-    <w:p>
-      <w:r>
-        <w:t>Scientists scrambled to find an answer. Eventually they postulated that reality was like an endless ocean where the universe floated. The quantum interference had somehow shoved the entire planet below the surface, exposing the planet to the unnatural forces below.</w:t>
-      </w:r>
-    </w:p>
-    <w:p>
-      <w:r>
         <w:t>The biggest danger was the invasion of otherworldly creatures, hungry creatures.</w:t>
       </w:r>
     </w:p>
@@ -1050,7 +1399,6 @@
     </w:p>
     <w:p>
       <w:r>
-        <w:lastRenderedPageBreak/>
         <w:t>Another perk was that each person gained an interface to let them view their stats. That took the concept of biofeedback to the next level. And yes, that interface connected directly to a person’s unconscious mind.</w:t>
       </w:r>
     </w:p>
@@ -1237,7 +1585,7 @@
         <v:path o:extrusionok="f" gradientshapeok="t" o:connecttype="rect"/>
         <o:lock v:ext="edit" aspectratio="t"/>
       </v:shapetype>
-      <v:shape id="_x0000_i1122" type="#_x0000_t75" style="width:3in;height:3in;visibility:visible;mso-wrap-style:square" o:bullet="t">
+      <v:shape id="_x0000_i1039" type="#_x0000_t75" style="width:3in;height:3in;visibility:visible;mso-wrap-style:square" o:bullet="t">
         <v:imagedata r:id="rId1" o:title="MC900065312[1]"/>
       </v:shape>
     </w:pict>
@@ -1469,6 +1817,92 @@
     </w:lvl>
   </w:abstractNum>
   <w:abstractNum w:abstractNumId="2">
+    <w:nsid w:val="6F1F5643"/>
+    <w:multiLevelType w:val="hybridMultilevel"/>
+    <w:tmpl w:val="EB34C61A"/>
+    <w:lvl w:ilvl="0" w:tplc="0409000F">
+      <w:start w:val="1"/>
+      <w:numFmt w:val="decimal"/>
+      <w:lvlText w:val="%1."/>
+      <w:lvlJc w:val="left"/>
+      <w:pPr>
+        <w:ind w:left="360" w:hanging="360"/>
+      </w:pPr>
+    </w:lvl>
+    <w:lvl w:ilvl="1" w:tplc="04090019">
+      <w:start w:val="1"/>
+      <w:numFmt w:val="lowerLetter"/>
+      <w:lvlText w:val="%2."/>
+      <w:lvlJc w:val="left"/>
+      <w:pPr>
+        <w:ind w:left="1080" w:hanging="360"/>
+      </w:pPr>
+    </w:lvl>
+    <w:lvl w:ilvl="2" w:tplc="0409001B" w:tentative="1">
+      <w:start w:val="1"/>
+      <w:numFmt w:val="lowerRoman"/>
+      <w:lvlText w:val="%3."/>
+      <w:lvlJc w:val="right"/>
+      <w:pPr>
+        <w:ind w:left="1800" w:hanging="180"/>
+      </w:pPr>
+    </w:lvl>
+    <w:lvl w:ilvl="3" w:tplc="0409000F" w:tentative="1">
+      <w:start w:val="1"/>
+      <w:numFmt w:val="decimal"/>
+      <w:lvlText w:val="%4."/>
+      <w:lvlJc w:val="left"/>
+      <w:pPr>
+        <w:ind w:left="2520" w:hanging="360"/>
+      </w:pPr>
+    </w:lvl>
+    <w:lvl w:ilvl="4" w:tplc="04090019" w:tentative="1">
+      <w:start w:val="1"/>
+      <w:numFmt w:val="lowerLetter"/>
+      <w:lvlText w:val="%5."/>
+      <w:lvlJc w:val="left"/>
+      <w:pPr>
+        <w:ind w:left="3240" w:hanging="360"/>
+      </w:pPr>
+    </w:lvl>
+    <w:lvl w:ilvl="5" w:tplc="0409001B" w:tentative="1">
+      <w:start w:val="1"/>
+      <w:numFmt w:val="lowerRoman"/>
+      <w:lvlText w:val="%6."/>
+      <w:lvlJc w:val="right"/>
+      <w:pPr>
+        <w:ind w:left="3960" w:hanging="180"/>
+      </w:pPr>
+    </w:lvl>
+    <w:lvl w:ilvl="6" w:tplc="0409000F" w:tentative="1">
+      <w:start w:val="1"/>
+      <w:numFmt w:val="decimal"/>
+      <w:lvlText w:val="%7."/>
+      <w:lvlJc w:val="left"/>
+      <w:pPr>
+        <w:ind w:left="4680" w:hanging="360"/>
+      </w:pPr>
+    </w:lvl>
+    <w:lvl w:ilvl="7" w:tplc="04090019" w:tentative="1">
+      <w:start w:val="1"/>
+      <w:numFmt w:val="lowerLetter"/>
+      <w:lvlText w:val="%8."/>
+      <w:lvlJc w:val="left"/>
+      <w:pPr>
+        <w:ind w:left="5400" w:hanging="360"/>
+      </w:pPr>
+    </w:lvl>
+    <w:lvl w:ilvl="8" w:tplc="0409001B" w:tentative="1">
+      <w:start w:val="1"/>
+      <w:numFmt w:val="lowerRoman"/>
+      <w:lvlText w:val="%9."/>
+      <w:lvlJc w:val="right"/>
+      <w:pPr>
+        <w:ind w:left="6120" w:hanging="180"/>
+      </w:pPr>
+    </w:lvl>
+  </w:abstractNum>
+  <w:abstractNum w:abstractNumId="3">
     <w:nsid w:val="78397D8F"/>
     <w:multiLevelType w:val="multilevel"/>
     <w:tmpl w:val="54F6B2BA"/>
@@ -1621,10 +2055,13 @@
     <w:abstractNumId w:val="1"/>
   </w:num>
   <w:num w:numId="2">
-    <w:abstractNumId w:val="2"/>
+    <w:abstractNumId w:val="3"/>
   </w:num>
   <w:num w:numId="3">
     <w:abstractNumId w:val="0"/>
+  </w:num>
+  <w:num w:numId="4">
+    <w:abstractNumId w:val="2"/>
   </w:num>
 </w:numbering>
 </file>
@@ -1790,7 +2227,7 @@
   <w:style w:type="paragraph" w:default="1" w:styleId="Normal">
     <w:name w:val="Normal"/>
     <w:qFormat/>
-    <w:rsid w:val="003B787C"/>
+    <w:rsid w:val="00D03D6D"/>
   </w:style>
   <w:style w:type="paragraph" w:styleId="Heading2">
     <w:name w:val="heading 2"/>
@@ -2276,6 +2713,27 @@
     <w:rsid w:val="005244C6"/>
     <w:rPr>
       <w:vertAlign w:val="superscript"/>
+    </w:rPr>
+  </w:style>
+  <w:style w:type="paragraph" w:customStyle="1" w:styleId="H4-Entry">
+    <w:name w:val="H4 - Entry"/>
+    <w:basedOn w:val="Normal"/>
+    <w:qFormat/>
+    <w:rsid w:val="00D03D6D"/>
+    <w:pPr>
+      <w:widowControl w:val="0"/>
+      <w:tabs>
+        <w:tab w:val="left" w:pos="2268"/>
+      </w:tabs>
+      <w:suppressAutoHyphens/>
+      <w:autoSpaceDE w:val="0"/>
+      <w:spacing w:after="0" w:line="240" w:lineRule="auto"/>
+    </w:pPr>
+    <w:rPr>
+      <w:rFonts w:eastAsia="Times New Roman" w:cstheme="minorHAnsi"/>
+      <w:sz w:val="24"/>
+      <w:szCs w:val="24"/>
+      <w:lang w:eastAsia="ar-SA"/>
     </w:rPr>
   </w:style>
 </w:styles>
@@ -2571,7 +3029,7 @@
 </file>
 
 <file path=customXml/itemProps1.xml><?xml version="1.0" encoding="utf-8"?>
-<ds:datastoreItem xmlns:ds="http://schemas.openxmlformats.org/officeDocument/2006/customXml" ds:itemID="{4E15BFA2-4057-4916-A28F-6B28DC0100E1}">
+<ds:datastoreItem xmlns:ds="http://schemas.openxmlformats.org/officeDocument/2006/customXml" ds:itemID="{B62FA71C-0DEB-4680-A65D-CE5FDF1FAABA}">
   <ds:schemaRefs>
     <ds:schemaRef ds:uri="http://schemas.openxmlformats.org/officeDocument/2006/bibliography"/>
   </ds:schemaRefs>

--- a/Books/AA/The Unorthodox Polymorph/Notes_The Unorthodox Polymorph.docx
+++ b/Books/AA/The Unorthodox Polymorph/Notes_The Unorthodox Polymorph.docx
@@ -255,14 +255,101 @@
         <w:t>Compel – a drug similar to a love potion</w:t>
       </w:r>
     </w:p>
-    <w:p>
-      <w:proofErr w:type="gramStart"/>
-      <w:r>
-        <w:t>Barathal  -</w:t>
-      </w:r>
-      <w:proofErr w:type="gramEnd"/>
-      <w:r>
-        <w:t xml:space="preserve"> prescription drug to handle stress</w:t>
+    <w:tbl>
+      <w:tblPr>
+        <w:tblStyle w:val="TableGrid"/>
+        <w:tblW w:w="0" w:type="auto"/>
+        <w:tblLook w:val="04A0"/>
+      </w:tblPr>
+      <w:tblGrid>
+        <w:gridCol w:w="994"/>
+        <w:gridCol w:w="3083"/>
+        <w:gridCol w:w="7659"/>
+      </w:tblGrid>
+      <w:tr>
+        <w:tc>
+          <w:tcPr>
+            <w:tcW w:w="994" w:type="dxa"/>
+          </w:tcPr>
+          <w:p>
+            <w:r>
+              <w:t>Name</w:t>
+            </w:r>
+          </w:p>
+        </w:tc>
+        <w:tc>
+          <w:tcPr>
+            <w:tcW w:w="3083" w:type="dxa"/>
+          </w:tcPr>
+          <w:p>
+            <w:r>
+              <w:t>Description</w:t>
+            </w:r>
+          </w:p>
+        </w:tc>
+        <w:tc>
+          <w:tcPr>
+            <w:tcW w:w="7659" w:type="dxa"/>
+          </w:tcPr>
+          <w:p>
+            <w:r>
+              <w:t>Side effects</w:t>
+            </w:r>
+          </w:p>
+        </w:tc>
+      </w:tr>
+      <w:tr>
+        <w:tc>
+          <w:tcPr>
+            <w:tcW w:w="994" w:type="dxa"/>
+          </w:tcPr>
+          <w:p>
+            <w:proofErr w:type="spellStart"/>
+            <w:r>
+              <w:t>Barathal</w:t>
+            </w:r>
+            <w:proofErr w:type="spellEnd"/>
+            <w:r>
+              <w:t xml:space="preserve"> </w:t>
+            </w:r>
+          </w:p>
+        </w:tc>
+        <w:tc>
+          <w:tcPr>
+            <w:tcW w:w="3083" w:type="dxa"/>
+          </w:tcPr>
+          <w:p>
+            <w:r>
+              <w:t>Reduces likeness of fainting</w:t>
+            </w:r>
+          </w:p>
+        </w:tc>
+        <w:tc>
+          <w:tcPr>
+            <w:tcW w:w="7659" w:type="dxa"/>
+          </w:tcPr>
+          <w:p>
+            <w:r>
+              <w:t>Constipation, manna clogging, brain fog, insomnia, and hair loss</w:t>
+            </w:r>
+          </w:p>
+          <w:p>
+            <w:pPr>
+              <w:tabs>
+                <w:tab w:val="left" w:pos="1970"/>
+              </w:tabs>
+            </w:pPr>
+            <w:r>
+              <w:tab/>
+            </w:r>
+          </w:p>
+          <w:p/>
+        </w:tc>
+      </w:tr>
+    </w:tbl>
+    <w:p>
+      <w:r>
+        <w:t xml:space="preserve">- </w:t>
       </w:r>
     </w:p>
     <w:p>
@@ -321,8 +408,6 @@
         </w:tc>
       </w:tr>
     </w:tbl>
-    <w:p/>
-    <w:p/>
     <w:p>
       <w:pPr>
         <w:pStyle w:val="H3"/>
@@ -497,6 +582,7 @@
           </w:tcPr>
           <w:p>
             <w:r>
+              <w:lastRenderedPageBreak/>
               <w:t>Trissie</w:t>
             </w:r>
           </w:p>
@@ -525,7 +611,6 @@
           </w:tcPr>
           <w:p>
             <w:r>
-              <w:lastRenderedPageBreak/>
               <w:t>Zola Tassel</w:t>
             </w:r>
           </w:p>
@@ -1585,7 +1670,7 @@
         <v:path o:extrusionok="f" gradientshapeok="t" o:connecttype="rect"/>
         <o:lock v:ext="edit" aspectratio="t"/>
       </v:shapetype>
-      <v:shape id="_x0000_i1039" type="#_x0000_t75" style="width:3in;height:3in;visibility:visible;mso-wrap-style:square" o:bullet="t">
+      <v:shape id="_x0000_i1035" type="#_x0000_t75" style="width:3in;height:3in;visibility:visible;mso-wrap-style:square" o:bullet="t">
         <v:imagedata r:id="rId1" o:title="MC900065312[1]"/>
       </v:shape>
     </w:pict>
@@ -3029,7 +3114,7 @@
 </file>
 
 <file path=customXml/itemProps1.xml><?xml version="1.0" encoding="utf-8"?>
-<ds:datastoreItem xmlns:ds="http://schemas.openxmlformats.org/officeDocument/2006/customXml" ds:itemID="{B62FA71C-0DEB-4680-A65D-CE5FDF1FAABA}">
+<ds:datastoreItem xmlns:ds="http://schemas.openxmlformats.org/officeDocument/2006/customXml" ds:itemID="{9CF2B184-4454-4C67-9390-6340E6111C8D}">
   <ds:schemaRefs>
     <ds:schemaRef ds:uri="http://schemas.openxmlformats.org/officeDocument/2006/bibliography"/>
   </ds:schemaRefs>

--- a/Books/AA/The Unorthodox Polymorph/Notes_The Unorthodox Polymorph.docx
+++ b/Books/AA/The Unorthodox Polymorph/Notes_The Unorthodox Polymorph.docx
@@ -143,10 +143,10 @@
         <w:t>Class - Druidic Ranger</w:t>
       </w:r>
       <w:r>
-        <w:t xml:space="preserve"> arcane</w:t>
-      </w:r>
-      <w:r>
-        <w:t xml:space="preserve"> (Capricious daughter)</w:t>
+        <w:t xml:space="preserve"> </w:t>
+      </w:r>
+      <w:r>
+        <w:t>(Capricious daughter)</w:t>
       </w:r>
     </w:p>
     <w:p>
@@ -184,6 +184,9 @@
       <w:pPr>
         <w:pStyle w:val="H4-Entry"/>
       </w:pPr>
+      <w:r>
+        <w:t>Mystic, Druidic, Arcane</w:t>
+      </w:r>
     </w:p>
     <w:p>
       <w:pPr>
@@ -1670,7 +1673,7 @@
         <v:path o:extrusionok="f" gradientshapeok="t" o:connecttype="rect"/>
         <o:lock v:ext="edit" aspectratio="t"/>
       </v:shapetype>
-      <v:shape id="_x0000_i1035" type="#_x0000_t75" style="width:3in;height:3in;visibility:visible;mso-wrap-style:square" o:bullet="t">
+      <v:shape id="_x0000_i1081" type="#_x0000_t75" style="width:3in;height:3in;visibility:visible;mso-wrap-style:square" o:bullet="t">
         <v:imagedata r:id="rId1" o:title="MC900065312[1]"/>
       </v:shape>
     </w:pict>
@@ -3114,7 +3117,7 @@
 </file>
 
 <file path=customXml/itemProps1.xml><?xml version="1.0" encoding="utf-8"?>
-<ds:datastoreItem xmlns:ds="http://schemas.openxmlformats.org/officeDocument/2006/customXml" ds:itemID="{9CF2B184-4454-4C67-9390-6340E6111C8D}">
+<ds:datastoreItem xmlns:ds="http://schemas.openxmlformats.org/officeDocument/2006/customXml" ds:itemID="{22284822-815A-42AB-95C1-4BFCB17FEFFC}">
   <ds:schemaRefs>
     <ds:schemaRef ds:uri="http://schemas.openxmlformats.org/officeDocument/2006/bibliography"/>
   </ds:schemaRefs>

--- a/Books/AA/The Unorthodox Polymorph/Notes_The Unorthodox Polymorph.docx
+++ b/Books/AA/The Unorthodox Polymorph/Notes_The Unorthodox Polymorph.docx
@@ -90,7 +90,13 @@
         <w:ind w:left="709"/>
       </w:pPr>
       <w:r>
-        <w:t>Sub-class - Druidic Ranger</w:t>
+        <w:t xml:space="preserve">Sub-class - </w:t>
+      </w:r>
+      <w:r>
+        <w:t>Arcane</w:t>
+      </w:r>
+      <w:r>
+        <w:t xml:space="preserve"> Ranger</w:t>
       </w:r>
       <w:r>
         <w:t xml:space="preserve"> </w:t>
@@ -140,7 +146,13 @@
         </w:numPr>
       </w:pPr>
       <w:r>
-        <w:t>Class - Druidic Ranger</w:t>
+        <w:t xml:space="preserve">Class - </w:t>
+      </w:r>
+      <w:r>
+        <w:t>Arcane</w:t>
+      </w:r>
+      <w:r>
+        <w:t xml:space="preserve"> Ranger</w:t>
       </w:r>
       <w:r>
         <w:t xml:space="preserve"> </w:t>
@@ -745,7 +757,6 @@
             </w:r>
           </w:p>
           <w:p/>
-          <w:p/>
         </w:tc>
         <w:tc>
           <w:tcPr>
@@ -753,7 +764,7 @@
           </w:tcPr>
           <w:p>
             <w:r>
-              <w:t>Druidic</w:t>
+              <w:t>Arcane</w:t>
             </w:r>
             <w:r>
               <w:t xml:space="preserve"> Ranger</w:t>
@@ -768,14 +779,22 @@
           </w:tcPr>
           <w:p>
             <w:r>
-              <w:t xml:space="preserve">Duke </w:t>
+              <w:t>King</w:t>
+            </w:r>
+            <w:r>
+              <w:t xml:space="preserve"> </w:t>
             </w:r>
             <w:r>
               <w:t>Tavares</w:t>
             </w:r>
             <w:r>
-              <w:t xml:space="preserve"> Barran</w:t>
-            </w:r>
+              <w:t xml:space="preserve"> </w:t>
+            </w:r>
+            <w:proofErr w:type="spellStart"/>
+            <w:r>
+              <w:t>Barran</w:t>
+            </w:r>
+            <w:proofErr w:type="spellEnd"/>
           </w:p>
         </w:tc>
         <w:tc>
@@ -798,8 +817,16 @@
           </w:tcPr>
           <w:p>
             <w:r>
-              <w:t>Duchess Emilie Barran</w:t>
-            </w:r>
+              <w:t>Queen</w:t>
+            </w:r>
+            <w:r>
+              <w:t xml:space="preserve"> Emilie </w:t>
+            </w:r>
+            <w:proofErr w:type="spellStart"/>
+            <w:r>
+              <w:t>Barran</w:t>
+            </w:r>
+            <w:proofErr w:type="spellEnd"/>
           </w:p>
         </w:tc>
         <w:tc>
@@ -833,6 +860,34 @@
           <w:p>
             <w:r>
               <w:t>Great grandfather</w:t>
+            </w:r>
+          </w:p>
+        </w:tc>
+        <w:tc>
+          <w:tcPr>
+            <w:tcW w:w="3912" w:type="dxa"/>
+          </w:tcPr>
+          <w:p/>
+        </w:tc>
+      </w:tr>
+      <w:tr>
+        <w:tc>
+          <w:tcPr>
+            <w:tcW w:w="2802" w:type="dxa"/>
+          </w:tcPr>
+          <w:p>
+            <w:r>
+              <w:t>Zara Summers</w:t>
+            </w:r>
+          </w:p>
+        </w:tc>
+        <w:tc>
+          <w:tcPr>
+            <w:tcW w:w="5022" w:type="dxa"/>
+          </w:tcPr>
+          <w:p>
+            <w:r>
+              <w:t>Nordic warrior</w:t>
             </w:r>
           </w:p>
         </w:tc>
@@ -870,7 +925,7 @@
           </w:tcPr>
           <w:p>
             <w:r>
-              <w:t>Zulu</w:t>
+              <w:t>Bradley</w:t>
             </w:r>
             <w:r>
               <w:t xml:space="preserve"> </w:t>
@@ -974,7 +1029,6 @@
           <w:tcPr>
             <w:tcW w:w="5022" w:type="dxa"/>
           </w:tcPr>
-          <w:p/>
           <w:p>
             <w:r>
               <w:t>Judge</w:t>
@@ -1673,7 +1727,7 @@
         <v:path o:extrusionok="f" gradientshapeok="t" o:connecttype="rect"/>
         <o:lock v:ext="edit" aspectratio="t"/>
       </v:shapetype>
-      <v:shape id="_x0000_i1081" type="#_x0000_t75" style="width:3in;height:3in;visibility:visible;mso-wrap-style:square" o:bullet="t">
+      <v:shape id="_x0000_i1028" type="#_x0000_t75" style="width:3in;height:3in;visibility:visible;mso-wrap-style:square" o:bullet="t">
         <v:imagedata r:id="rId1" o:title="MC900065312[1]"/>
       </v:shape>
     </w:pict>
@@ -3117,7 +3171,7 @@
 </file>
 
 <file path=customXml/itemProps1.xml><?xml version="1.0" encoding="utf-8"?>
-<ds:datastoreItem xmlns:ds="http://schemas.openxmlformats.org/officeDocument/2006/customXml" ds:itemID="{22284822-815A-42AB-95C1-4BFCB17FEFFC}">
+<ds:datastoreItem xmlns:ds="http://schemas.openxmlformats.org/officeDocument/2006/customXml" ds:itemID="{B4040EE8-7C80-4685-AF0A-DD56F1DF7942}">
   <ds:schemaRefs>
     <ds:schemaRef ds:uri="http://schemas.openxmlformats.org/officeDocument/2006/bibliography"/>
   </ds:schemaRefs>
